--- a/pr-preview/pr-252/chapters/notation-tracked-changes.docx
+++ b/pr-preview/pr-252/chapters/notation-tracked-changes.docx
@@ -26,7 +26,7 @@
       </w:pPr>
       <w:ins w:id="2" w:author="PR Preview" w:date="2026-01-01T00:00:00Z">
         <w:r>
-          <w:t xml:space="preserve">Last modified: 2026-10-16 22:24:22 (PDT)</w:t>
+          <w:t xml:space="preserve">Last modified: 2026-10-16 22:30:54 (PDT)</w:t>
         </w:r>
       </w:ins>
     </w:p>
@@ -7640,7 +7640,7 @@
       </w:r>
     </w:p>
     <w:bookmarkEnd w:id="31"/>
-    <w:bookmarkStart w:id="33" w:name="types-of-functions-and-procedures"/>
+    <w:bookmarkStart w:id="36" w:name="types-of-functions-and-procedures"/>
     <w:p>
       <w:pPr>
         <w:pStyle w:val="Heading2"/>
@@ -7667,7 +7667,7 @@
       </w:pPr>
       <w:ins w:id="5" w:author="PR Preview" w:date="2026-01-01T00:00:00Z">
         <w:r>
-          <w:t xml:space="preserve">Name the type of every function and procedure when you define it:</w:t>
+          <w:t xml:space="preserve">Name the type of every</w:t>
         </w:r>
       </w:ins>
       <w:ins w:id="6" w:author="PR Preview" w:date="2026-01-01T00:00:00Z">
@@ -7675,11 +7675,16 @@
           <w:t xml:space="preserve"> </w:t>
         </w:r>
       </w:ins>
-      <w:ins w:id="7" w:author="PR Preview" w:date="2026-01-01T00:00:00Z">
-        <w:r>
-          <w:t xml:space="preserve">the set it takes its argument from (its domain),</w:t>
-        </w:r>
-      </w:ins>
+      <w:hyperlink r:id="rId32">
+        <w:ins w:id="7" w:author="PR Preview" w:date="2026-01-01T00:00:00Z">
+          <w:r>
+            <w:rPr>
+              <w:rStyle w:val="Hyperlink"/>
+            </w:rPr>
+            <w:t xml:space="preserve">function</w:t>
+          </w:r>
+        </w:ins>
+      </w:hyperlink>
       <w:ins w:id="8" w:author="PR Preview" w:date="2026-01-01T00:00:00Z">
         <w:r>
           <w:t xml:space="preserve"> </w:t>
@@ -7687,97 +7692,134 @@
       </w:ins>
       <w:ins w:id="9" w:author="PR Preview" w:date="2026-01-01T00:00:00Z">
         <w:r>
-          <w:t xml:space="preserve">the set its values lie in (its codomain),</w:t>
+          <w:t xml:space="preserve">and procedure when you define it:</w:t>
         </w:r>
       </w:ins>
+    </w:p>
+    <w:p>
+      <w:pPr>
+        <w:pStyle w:val="Compact"/>
+        <w:numPr>
+          <w:ilvl w:val="0"/>
+          <w:numId w:val="1007"/>
+        </w:numPr>
+      </w:pPr>
       <w:ins w:id="10" w:author="PR Preview" w:date="2026-01-01T00:00:00Z">
         <w:r>
-          <w:t xml:space="preserve"> </w:t>
+          <w:t xml:space="preserve">the set it takes its argument from (its</w:t>
         </w:r>
       </w:ins>
       <w:ins w:id="11" w:author="PR Preview" w:date="2026-01-01T00:00:00Z">
         <w:r>
-          <w:t xml:space="preserve">and, for each input or output, what kind of mathematical object it is.</w:t>
+          <w:t xml:space="preserve"> </w:t>
         </w:r>
       </w:ins>
-      <w:ins w:id="12" w:author="PR Preview" w:date="2026-01-01T00:00:00Z">
-        <w:r>
-          <w:t xml:space="preserve"> </w:t>
+      <w:hyperlink r:id="rId33">
+        <w:ins w:id="12" w:author="PR Preview" w:date="2026-01-01T00:00:00Z">
+          <w:r>
+            <w:rPr>
+              <w:rStyle w:val="Hyperlink"/>
+            </w:rPr>
+            <w:t xml:space="preserve">domain</w:t>
+          </w:r>
+        </w:ins>
+      </w:hyperlink>
+      <w:ins w:id="13" w:author="PR Preview" w:date="2026-01-01T00:00:00Z">
+        <w:r>
+          <w:t xml:space="preserve">)</w:t>
         </w:r>
       </w:ins>
-      <w:ins w:id="13" w:author="PR Preview" w:date="2026-01-01T00:00:00Z">
-        <w:r>
-          <w:t xml:space="preserve">Say</w:t>
-        </w:r>
-      </w:ins>
+    </w:p>
+    <w:p>
+      <w:pPr>
+        <w:pStyle w:val="Compact"/>
+        <w:numPr>
+          <w:ilvl w:val="0"/>
+          <w:numId w:val="1007"/>
+        </w:numPr>
+      </w:pPr>
       <w:ins w:id="14" w:author="PR Preview" w:date="2026-01-01T00:00:00Z">
         <w:r>
-          <w:t xml:space="preserve"> </w:t>
+          <w:t xml:space="preserve">the set its values lie in (its</w:t>
         </w:r>
       </w:ins>
       <w:ins w:id="15" w:author="PR Preview" w:date="2026-01-01T00:00:00Z">
         <w:r>
-          <w:t xml:space="preserve">“function”</w:t>
+          <w:t xml:space="preserve"> </w:t>
         </w:r>
       </w:ins>
-      <w:ins w:id="16" w:author="PR Preview" w:date="2026-01-01T00:00:00Z">
-        <w:r>
-          <w:t xml:space="preserve">, not</w:t>
+      <w:hyperlink r:id="rId34">
+        <w:ins w:id="16" w:author="PR Preview" w:date="2026-01-01T00:00:00Z">
+          <w:r>
+            <w:rPr>
+              <w:rStyle w:val="Hyperlink"/>
+            </w:rPr>
+            <w:t xml:space="preserve">codomain</w:t>
+          </w:r>
+        </w:ins>
+      </w:hyperlink>
+      <w:ins w:id="17" w:author="PR Preview" w:date="2026-01-01T00:00:00Z">
+        <w:r>
+          <w:t xml:space="preserve">)</w:t>
         </w:r>
       </w:ins>
-      <w:ins w:id="17" w:author="PR Preview" w:date="2026-01-01T00:00:00Z">
-        <w:r>
-          <w:t xml:space="preserve"> </w:t>
+    </w:p>
+    <w:p>
+      <w:pPr>
+        <w:pStyle w:val="Compact"/>
+        <w:numPr>
+          <w:ilvl w:val="0"/>
+          <w:numId w:val="1007"/>
+        </w:numPr>
+      </w:pPr>
+      <w:ins w:id="18" w:author="PR Preview" w:date="2026-01-01T00:00:00Z">
+        <w:r>
+          <w:t xml:space="preserve">for each input and output, what kind of mathematical object it is</w:t>
         </w:r>
       </w:ins>
-      <w:ins w:id="18" w:author="PR Preview" w:date="2026-01-01T00:00:00Z">
-        <w:r>
-          <w:t xml:space="preserve">“rule”</w:t>
-        </w:r>
-      </w:ins>
+    </w:p>
+    <w:p>
+      <w:pPr>
+        <w:pStyle w:val="FirstParagraph"/>
+      </w:pPr>
       <w:ins w:id="19" w:author="PR Preview" w:date="2026-01-01T00:00:00Z">
         <w:r>
-          <w:t xml:space="preserve"> </w:t>
+          <w:t xml:space="preserve">Say</w:t>
         </w:r>
       </w:ins>
       <w:ins w:id="20" w:author="PR Preview" w:date="2026-01-01T00:00:00Z">
         <w:r>
-          <w:t xml:space="preserve">or</w:t>
+          <w:t xml:space="preserve"> </w:t>
         </w:r>
       </w:ins>
       <w:ins w:id="21" w:author="PR Preview" w:date="2026-01-01T00:00:00Z">
         <w:r>
-          <w:t xml:space="preserve"> </w:t>
+          <w:t xml:space="preserve">“function”</w:t>
         </w:r>
       </w:ins>
       <w:ins w:id="22" w:author="PR Preview" w:date="2026-01-01T00:00:00Z">
         <w:r>
-          <w:t xml:space="preserve">“map”</w:t>
+          <w:t xml:space="preserve">, not</w:t>
         </w:r>
       </w:ins>
       <w:ins w:id="23" w:author="PR Preview" w:date="2026-01-01T00:00:00Z">
         <w:r>
-          <w:t xml:space="preserve">,</w:t>
+          <w:t xml:space="preserve"> </w:t>
         </w:r>
       </w:ins>
       <w:ins w:id="24" w:author="PR Preview" w:date="2026-01-01T00:00:00Z">
         <w:r>
-          <w:t xml:space="preserve"> </w:t>
+          <w:t xml:space="preserve">“rule”</w:t>
         </w:r>
       </w:ins>
       <w:ins w:id="25" w:author="PR Preview" w:date="2026-01-01T00:00:00Z">
         <w:r>
-          <w:t xml:space="preserve">and link the formal definition of a function at first use.</w:t>
+          <w:t xml:space="preserve"> </w:t>
         </w:r>
       </w:ins>
-    </w:p>
-    <w:p>
-      <w:pPr>
-        <w:pStyle w:val="BodyText"/>
-      </w:pPr>
       <w:ins w:id="26" w:author="PR Preview" w:date="2026-01-01T00:00:00Z">
         <w:r>
-          <w:t xml:space="preserve">A procedure that takes several inputs is a function of all of them,</w:t>
+          <w:t xml:space="preserve">or</w:t>
         </w:r>
       </w:ins>
       <w:ins w:id="27" w:author="PR Preview" w:date="2026-01-01T00:00:00Z">
@@ -7787,17 +7829,22 @@
       </w:ins>
       <w:ins w:id="28" w:author="PR Preview" w:date="2026-01-01T00:00:00Z">
         <w:r>
-          <w:t xml:space="preserve">so list each input with its type.</w:t>
+          <w:t xml:space="preserve">“map”</w:t>
         </w:r>
       </w:ins>
       <w:ins w:id="29" w:author="PR Preview" w:date="2026-01-01T00:00:00Z">
         <w:r>
-          <w:t xml:space="preserve"> </w:t>
+          <w:t xml:space="preserve">.</w:t>
         </w:r>
       </w:ins>
+    </w:p>
+    <w:p>
+      <w:pPr>
+        <w:pStyle w:val="BodyText"/>
+      </w:pPr>
       <w:ins w:id="30" w:author="PR Preview" w:date="2026-01-01T00:00:00Z">
         <w:r>
-          <w:t xml:space="preserve">When an output is itself a function,</w:t>
+          <w:t xml:space="preserve">A procedure that takes several inputs is a function of all of them,</w:t>
         </w:r>
       </w:ins>
       <w:ins w:id="31" w:author="PR Preview" w:date="2026-01-01T00:00:00Z">
@@ -7807,16 +7854,36 @@
       </w:ins>
       <w:ins w:id="32" w:author="PR Preview" w:date="2026-01-01T00:00:00Z">
         <w:r>
+          <w:t xml:space="preserve">so list each input with its type.</w:t>
+        </w:r>
+      </w:ins>
+      <w:ins w:id="33" w:author="PR Preview" w:date="2026-01-01T00:00:00Z">
+        <w:r>
+          <w:t xml:space="preserve"> </w:t>
+        </w:r>
+      </w:ins>
+      <w:ins w:id="34" w:author="PR Preview" w:date="2026-01-01T00:00:00Z">
+        <w:r>
+          <w:t xml:space="preserve">When an output is itself a function,</w:t>
+        </w:r>
+      </w:ins>
+      <w:ins w:id="35" w:author="PR Preview" w:date="2026-01-01T00:00:00Z">
+        <w:r>
+          <w:t xml:space="preserve"> </w:t>
+        </w:r>
+      </w:ins>
+      <w:ins w:id="36" w:author="PR Preview" w:date="2026-01-01T00:00:00Z">
+        <w:r>
           <w:t xml:space="preserve">say so and give its domain and codomain too.</w:t>
         </w:r>
       </w:ins>
     </w:p>
-    <w:bookmarkStart w:id="32" w:name="exm-function-types"/>
+    <w:bookmarkStart w:id="35" w:name="exm-function-types"/>
     <w:p>
       <w:pPr>
         <w:pStyle w:val="BodyText"/>
       </w:pPr>
-      <w:ins w:id="33" w:author="PR Preview" w:date="2026-01-01T00:00:00Z">
+      <w:ins w:id="37" w:author="PR Preview" w:date="2026-01-01T00:00:00Z">
         <w:r>
           <w:rPr>
             <w:b/>
@@ -7825,12 +7892,12 @@
           <w:t xml:space="preserve">Example 8 (Typing a procedure’s inputs and output)</w:t>
         </w:r>
       </w:ins>
-      <w:ins w:id="34" w:author="PR Preview" w:date="2026-01-01T00:00:00Z">
+      <w:ins w:id="38" w:author="PR Preview" w:date="2026-01-01T00:00:00Z">
         <w:r>
           <w:t xml:space="preserve"> </w:t>
         </w:r>
       </w:ins>
-      <w:ins w:id="35" w:author="PR Preview" w:date="2026-01-01T00:00:00Z">
+      <w:ins w:id="39" w:author="PR Preview" w:date="2026-01-01T00:00:00Z">
         <w:r>
           <w:t xml:space="preserve"> </w:t>
         </w:r>
@@ -7840,49 +7907,29 @@
       <w:pPr>
         <w:pStyle w:val="BlockText"/>
       </w:pPr>
-      <w:ins w:id="36" w:author="PR Preview" w:date="2026-01-01T00:00:00Z">
+      <w:ins w:id="40" w:author="PR Preview" w:date="2026-01-01T00:00:00Z">
         <w:r>
           <w:t xml:space="preserve">❌ A fitting procedure is a rule that takes data</w:t>
-        </w:r>
-      </w:ins>
-      <w:ins w:id="37" w:author="PR Preview" w:date="2026-01-01T00:00:00Z">
-        <w:r>
-          <w:t xml:space="preserve"> </w:t>
-        </w:r>
-      </w:ins>
-      <w:ins w:id="38" w:author="PR Preview" w:date="2026-01-01T00:00:00Z">
-        <w:r>
-          <w:t xml:space="preserve">and produces a prediction.</w:t>
-        </w:r>
-      </w:ins>
-    </w:p>
-    <w:p>
-      <w:pPr>
-        <w:pStyle w:val="BlockText"/>
-      </w:pPr>
-      <w:ins w:id="39" w:author="PR Preview" w:date="2026-01-01T00:00:00Z">
-        <w:r>
-          <w:t xml:space="preserve">✅ A fitting procedure is a function</w:t>
-        </w:r>
-      </w:ins>
-      <w:ins w:id="40" w:author="PR Preview" w:date="2026-01-01T00:00:00Z">
-        <w:r>
-          <w:t xml:space="preserve"> </w:t>
         </w:r>
       </w:ins>
       <w:ins w:id="41" w:author="PR Preview" w:date="2026-01-01T00:00:00Z">
         <w:r>
-          <w:t xml:space="preserve">from data sets to fitted models.</w:t>
+          <w:t xml:space="preserve"> </w:t>
         </w:r>
       </w:ins>
       <w:ins w:id="42" w:author="PR Preview" w:date="2026-01-01T00:00:00Z">
         <w:r>
-          <w:t xml:space="preserve"> </w:t>
+          <w:t xml:space="preserve">and produces a prediction.</w:t>
         </w:r>
       </w:ins>
+    </w:p>
+    <w:p>
+      <w:pPr>
+        <w:pStyle w:val="BlockText"/>
+      </w:pPr>
       <w:ins w:id="43" w:author="PR Preview" w:date="2026-01-01T00:00:00Z">
         <w:r>
-          <w:t xml:space="preserve">A fitted model is a function</w:t>
+          <w:t xml:space="preserve">✅ A fitting procedure is a function</w:t>
         </w:r>
       </w:ins>
       <w:ins w:id="44" w:author="PR Preview" w:date="2026-01-01T00:00:00Z">
@@ -7892,37 +7939,37 @@
       </w:ins>
       <w:ins w:id="45" w:author="PR Preview" w:date="2026-01-01T00:00:00Z">
         <w:r>
-          <w:t xml:space="preserve">from covariate values to predicted outcomes.</w:t>
+          <w:t xml:space="preserve">from data sets to fitted models.</w:t>
         </w:r>
       </w:ins>
-    </w:p>
-    <w:p>
-      <w:pPr>
-        <w:pStyle w:val="FirstParagraph"/>
-      </w:pPr>
       <w:ins w:id="46" w:author="PR Preview" w:date="2026-01-01T00:00:00Z">
         <w:r>
-          <w:t xml:space="preserve">The ❌ version leaves four types unsaid.</w:t>
+          <w:t xml:space="preserve"> </w:t>
         </w:r>
       </w:ins>
       <w:ins w:id="47" w:author="PR Preview" w:date="2026-01-01T00:00:00Z">
         <w:r>
-          <w:t xml:space="preserve"> </w:t>
+          <w:t xml:space="preserve">A fitted model is a function</w:t>
         </w:r>
       </w:ins>
       <w:ins w:id="48" w:author="PR Preview" w:date="2026-01-01T00:00:00Z">
         <w:r>
-          <w:t xml:space="preserve">“Rule”</w:t>
+          <w:t xml:space="preserve"> </w:t>
         </w:r>
       </w:ins>
       <w:ins w:id="49" w:author="PR Preview" w:date="2026-01-01T00:00:00Z">
         <w:r>
-          <w:t xml:space="preserve"> </w:t>
+          <w:t xml:space="preserve">from covariate values to predicted outcomes.</w:t>
         </w:r>
       </w:ins>
+    </w:p>
+    <w:p>
+      <w:pPr>
+        <w:pStyle w:val="FirstParagraph"/>
+      </w:pPr>
       <w:ins w:id="50" w:author="PR Preview" w:date="2026-01-01T00:00:00Z">
         <w:r>
-          <w:t xml:space="preserve">does not say it is a function.</w:t>
+          <w:t xml:space="preserve">The ❌ version leaves four types unsaid.</w:t>
         </w:r>
       </w:ins>
       <w:ins w:id="51" w:author="PR Preview" w:date="2026-01-01T00:00:00Z">
@@ -7932,7 +7979,7 @@
       </w:ins>
       <w:ins w:id="52" w:author="PR Preview" w:date="2026-01-01T00:00:00Z">
         <w:r>
-          <w:t xml:space="preserve">“Data”</w:t>
+          <w:t xml:space="preserve">“Rule”</w:t>
         </w:r>
       </w:ins>
       <w:ins w:id="53" w:author="PR Preview" w:date="2026-01-01T00:00:00Z">
@@ -7942,7 +7989,7 @@
       </w:ins>
       <w:ins w:id="54" w:author="PR Preview" w:date="2026-01-01T00:00:00Z">
         <w:r>
-          <w:t xml:space="preserve">does not say it is a data set.</w:t>
+          <w:t xml:space="preserve">does not say that the procedure is a function.</w:t>
         </w:r>
       </w:ins>
       <w:ins w:id="55" w:author="PR Preview" w:date="2026-01-01T00:00:00Z">
@@ -7952,7 +7999,7 @@
       </w:ins>
       <w:ins w:id="56" w:author="PR Preview" w:date="2026-01-01T00:00:00Z">
         <w:r>
-          <w:t xml:space="preserve">“A prediction”</w:t>
+          <w:t xml:space="preserve">“Data”</w:t>
         </w:r>
       </w:ins>
       <w:ins w:id="57" w:author="PR Preview" w:date="2026-01-01T00:00:00Z">
@@ -7962,7 +8009,7 @@
       </w:ins>
       <w:ins w:id="58" w:author="PR Preview" w:date="2026-01-01T00:00:00Z">
         <w:r>
-          <w:t xml:space="preserve">is a single predicted outcome,</w:t>
+          <w:t xml:space="preserve">does not say that the input is a data set.</w:t>
         </w:r>
       </w:ins>
       <w:ins w:id="59" w:author="PR Preview" w:date="2026-01-01T00:00:00Z">
@@ -7972,7 +8019,7 @@
       </w:ins>
       <w:ins w:id="60" w:author="PR Preview" w:date="2026-01-01T00:00:00Z">
         <w:r>
-          <w:t xml:space="preserve">but the procedure’s output is the fitted model,</w:t>
+          <w:t xml:space="preserve">“A prediction”</w:t>
         </w:r>
       </w:ins>
       <w:ins w:id="61" w:author="PR Preview" w:date="2026-01-01T00:00:00Z">
@@ -7982,7 +8029,7 @@
       </w:ins>
       <w:ins w:id="62" w:author="PR Preview" w:date="2026-01-01T00:00:00Z">
         <w:r>
-          <w:t xml:space="preserve">which makes a prediction only when given a covariate value.</w:t>
+          <w:t xml:space="preserve">is a single predicted outcome,</w:t>
         </w:r>
       </w:ins>
       <w:ins w:id="63" w:author="PR Preview" w:date="2026-01-01T00:00:00Z">
@@ -7992,7 +8039,7 @@
       </w:ins>
       <w:ins w:id="64" w:author="PR Preview" w:date="2026-01-01T00:00:00Z">
         <w:r>
-          <w:t xml:space="preserve">The ✅ version states each type,</w:t>
+          <w:t xml:space="preserve">so it does not say that the output is a fitted model.</w:t>
         </w:r>
       </w:ins>
       <w:ins w:id="65" w:author="PR Preview" w:date="2026-01-01T00:00:00Z">
@@ -8002,7 +8049,7 @@
       </w:ins>
       <w:ins w:id="66" w:author="PR Preview" w:date="2026-01-01T00:00:00Z">
         <w:r>
-          <w:t xml:space="preserve">so a reader can check that the output of one</w:t>
+          <w:t xml:space="preserve">Nor does it say that a fitted model is itself a function,</w:t>
         </w:r>
       </w:ins>
       <w:ins w:id="67" w:author="PR Preview" w:date="2026-01-01T00:00:00Z">
@@ -8012,58 +8059,88 @@
       </w:ins>
       <w:ins w:id="68" w:author="PR Preview" w:date="2026-01-01T00:00:00Z">
         <w:r>
-          <w:t xml:space="preserve">is an acceptable input to the next.</w:t>
+          <w:t xml:space="preserve">which makes a prediction only when given a covariate value.</w:t>
         </w:r>
       </w:ins>
-    </w:p>
-    <w:bookmarkEnd w:id="32"/>
-    <w:p>
-      <w:pPr>
-        <w:pStyle w:val="BodyText"/>
-      </w:pPr>
       <w:ins w:id="69" w:author="PR Preview" w:date="2026-01-01T00:00:00Z">
         <w:r>
-          <w:t xml:space="preserve">Check each use against the stated types:</w:t>
+          <w:t xml:space="preserve"> </w:t>
         </w:r>
       </w:ins>
       <w:ins w:id="70" w:author="PR Preview" w:date="2026-01-01T00:00:00Z">
         <w:r>
-          <w:t xml:space="preserve"> </w:t>
+          <w:t xml:space="preserve">The ✅ version states each type,</w:t>
         </w:r>
       </w:ins>
       <w:ins w:id="71" w:author="PR Preview" w:date="2026-01-01T00:00:00Z">
         <w:r>
-          <w:t xml:space="preserve">a function applied to something outside its domain,</w:t>
+          <w:t xml:space="preserve"> </w:t>
         </w:r>
       </w:ins>
       <w:ins w:id="72" w:author="PR Preview" w:date="2026-01-01T00:00:00Z">
         <w:r>
-          <w:t xml:space="preserve"> </w:t>
+          <w:t xml:space="preserve">so a reader can check that the output of one</w:t>
         </w:r>
       </w:ins>
       <w:ins w:id="73" w:author="PR Preview" w:date="2026-01-01T00:00:00Z">
         <w:r>
-          <w:t xml:space="preserve">or a value described with the wrong type,</w:t>
+          <w:t xml:space="preserve"> </w:t>
         </w:r>
       </w:ins>
       <w:ins w:id="74" w:author="PR Preview" w:date="2026-01-01T00:00:00Z">
         <w:r>
+          <w:t xml:space="preserve">is an acceptable input to the next.</w:t>
+        </w:r>
+      </w:ins>
+    </w:p>
+    <w:bookmarkEnd w:id="35"/>
+    <w:p>
+      <w:pPr>
+        <w:pStyle w:val="BodyText"/>
+      </w:pPr>
+      <w:ins w:id="75" w:author="PR Preview" w:date="2026-01-01T00:00:00Z">
+        <w:r>
+          <w:t xml:space="preserve">Check each use against the stated types:</w:t>
+        </w:r>
+      </w:ins>
+      <w:ins w:id="76" w:author="PR Preview" w:date="2026-01-01T00:00:00Z">
+        <w:r>
           <w:t xml:space="preserve"> </w:t>
         </w:r>
       </w:ins>
-      <w:ins w:id="75" w:author="PR Preview" w:date="2026-01-01T00:00:00Z">
+      <w:ins w:id="77" w:author="PR Preview" w:date="2026-01-01T00:00:00Z">
+        <w:r>
+          <w:t xml:space="preserve">a function applied to something outside its domain,</w:t>
+        </w:r>
+      </w:ins>
+      <w:ins w:id="78" w:author="PR Preview" w:date="2026-01-01T00:00:00Z">
+        <w:r>
+          <w:t xml:space="preserve"> </w:t>
+        </w:r>
+      </w:ins>
+      <w:ins w:id="79" w:author="PR Preview" w:date="2026-01-01T00:00:00Z">
+        <w:r>
+          <w:t xml:space="preserve">or a value described with the wrong type,</w:t>
+        </w:r>
+      </w:ins>
+      <w:ins w:id="80" w:author="PR Preview" w:date="2026-01-01T00:00:00Z">
+        <w:r>
+          <w:t xml:space="preserve"> </w:t>
+        </w:r>
+      </w:ins>
+      <w:ins w:id="81" w:author="PR Preview" w:date="2026-01-01T00:00:00Z">
         <w:r>
           <w:t xml:space="preserve">is an error even when the notation looks right.</w:t>
         </w:r>
       </w:ins>
     </w:p>
-    <w:bookmarkEnd w:id="33"/>
-    <w:bookmarkStart w:id="35" w:name="random-variables-and-their-values"/>
+    <w:bookmarkEnd w:id="36"/>
+    <w:bookmarkStart w:id="38" w:name="random-variables-and-their-values"/>
     <w:p>
       <w:pPr>
         <w:pStyle w:val="Heading2"/>
       </w:pPr>
-      <w:ins w:id="76" w:author="PR Preview" w:date="2026-01-01T00:00:00Z">
+      <w:ins w:id="82" w:author="PR Preview" w:date="2026-01-01T00:00:00Z">
         <w:r>
           <w:t xml:space="preserve">6 Random variables and their values</w:t>
         </w:r>
@@ -8120,7 +8197,7 @@
         <w:pStyle w:val="Compact"/>
         <w:numPr>
           <w:ilvl w:val="0"/>
-          <w:numId w:val="1007"/>
+          <w:numId w:val="1008"/>
         </w:numPr>
       </w:pPr>
       <m:oMath>
@@ -8140,7 +8217,7 @@
         <w:pStyle w:val="Compact"/>
         <w:numPr>
           <w:ilvl w:val="0"/>
-          <w:numId w:val="1007"/>
+          <w:numId w:val="1008"/>
         </w:numPr>
       </w:pPr>
       <m:oMath>
@@ -8171,7 +8248,7 @@
         <w:pStyle w:val="Compact"/>
         <w:numPr>
           <w:ilvl w:val="0"/>
-          <w:numId w:val="1007"/>
+          <w:numId w:val="1008"/>
         </w:numPr>
       </w:pPr>
       <m:oMath>
@@ -8211,7 +8288,7 @@
         <w:pStyle w:val="Compact"/>
         <w:numPr>
           <w:ilvl w:val="0"/>
-          <w:numId w:val="1007"/>
+          <w:numId w:val="1008"/>
         </w:numPr>
       </w:pPr>
       <m:oMath>
@@ -8328,12 +8405,12 @@
         <w:t xml:space="preserve">.</w:t>
       </w:r>
     </w:p>
-    <w:bookmarkStart w:id="34" w:name="exm-random-variable-vs-value"/>
+    <w:bookmarkStart w:id="37" w:name="exm-random-variable-vs-value"/>
     <w:p>
       <w:pPr>
         <w:pStyle w:val="BodyText"/>
       </w:pPr>
-      <w:del w:id="77" w:author="PR Preview" w:date="2026-01-01T00:00:00Z">
+      <w:del w:id="83" w:author="PR Preview" w:date="2026-01-01T00:00:00Z">
         <w:r>
           <w:rPr>
             <w:b/>
@@ -8342,12 +8419,12 @@
           <w:delText xml:space="preserve">Example 8 (Writing a random variable and its value)</w:delText>
         </w:r>
       </w:del>
-      <w:del w:id="78" w:author="PR Preview" w:date="2026-01-01T00:00:00Z">
+      <w:del w:id="84" w:author="PR Preview" w:date="2026-01-01T00:00:00Z">
         <w:r>
           <w:delText xml:space="preserve"> </w:delText>
         </w:r>
       </w:del>
-      <w:del w:id="79" w:author="PR Preview" w:date="2026-01-01T00:00:00Z">
+      <w:del w:id="85" w:author="PR Preview" w:date="2026-01-01T00:00:00Z">
         <w:r>
           <w:delText xml:space="preserve"> </w:delText>
         </w:r>
@@ -8357,7 +8434,7 @@
       <w:pPr>
         <w:pStyle w:val="BodyText"/>
       </w:pPr>
-      <w:ins w:id="80" w:author="PR Preview" w:date="2026-01-01T00:00:00Z">
+      <w:ins w:id="86" w:author="PR Preview" w:date="2026-01-01T00:00:00Z">
         <w:r>
           <w:rPr>
             <w:b/>
@@ -8366,12 +8443,12 @@
           <w:t xml:space="preserve">Example 9 (Writing a random variable and its value)</w:t>
         </w:r>
       </w:ins>
-      <w:ins w:id="81" w:author="PR Preview" w:date="2026-01-01T00:00:00Z">
+      <w:ins w:id="87" w:author="PR Preview" w:date="2026-01-01T00:00:00Z">
         <w:r>
           <w:t xml:space="preserve"> </w:t>
         </w:r>
       </w:ins>
-      <w:ins w:id="82" w:author="PR Preview" w:date="2026-01-01T00:00:00Z">
+      <w:ins w:id="88" w:author="PR Preview" w:date="2026-01-01T00:00:00Z">
         <w:r>
           <w:t xml:space="preserve"> </w:t>
         </w:r>
@@ -8591,7 +8668,7 @@
         <w:t xml:space="preserve">, is itself a random variable.</w:t>
       </w:r>
     </w:p>
-    <w:bookmarkEnd w:id="34"/>
+    <w:bookmarkEnd w:id="37"/>
     <w:p>
       <w:pPr>
         <w:pStyle w:val="BodyText"/>
@@ -8605,7 +8682,7 @@
         <w:pStyle w:val="Compact"/>
         <w:numPr>
           <w:ilvl w:val="0"/>
-          <w:numId w:val="1008"/>
+          <w:numId w:val="1009"/>
         </w:numPr>
       </w:pPr>
       <w:r>
@@ -8670,7 +8747,7 @@
         <w:pStyle w:val="Compact"/>
         <w:numPr>
           <w:ilvl w:val="0"/>
-          <w:numId w:val="1008"/>
+          <w:numId w:val="1009"/>
         </w:numPr>
       </w:pPr>
       <w:r>
@@ -8826,7 +8903,7 @@
         <w:pStyle w:val="Compact"/>
         <w:numPr>
           <w:ilvl w:val="0"/>
-          <w:numId w:val="1008"/>
+          <w:numId w:val="1009"/>
         </w:numPr>
       </w:pPr>
       <w:r>
@@ -9110,13 +9187,13 @@
         <w:t xml:space="preserve">.</w:t>
       </w:r>
     </w:p>
-    <w:bookmarkEnd w:id="35"/>
-    <w:bookmarkStart w:id="38" w:name="matching-names-and-notation"/>
+    <w:bookmarkEnd w:id="38"/>
+    <w:bookmarkStart w:id="41" w:name="matching-names-and-notation"/>
     <w:p>
       <w:pPr>
         <w:pStyle w:val="Heading2"/>
       </w:pPr>
-      <w:del w:id="83" w:author="PR Preview" w:date="2026-01-01T00:00:00Z">
+      <w:del w:id="89" w:author="PR Preview" w:date="2026-01-01T00:00:00Z">
         <w:r>
           <w:delText xml:space="preserve">6 Matching names and notation</w:delText>
         </w:r>
@@ -9126,7 +9203,7 @@
       <w:pPr>
         <w:pStyle w:val="Heading2"/>
       </w:pPr>
-      <w:ins w:id="84" w:author="PR Preview" w:date="2026-01-01T00:00:00Z">
+      <w:ins w:id="90" w:author="PR Preview" w:date="2026-01-01T00:00:00Z">
         <w:r>
           <w:t xml:space="preserve">7 Matching names and notation</w:t>
         </w:r>
@@ -9234,7 +9311,7 @@
       <w:r>
         <w:t xml:space="preserve"> </w:t>
       </w:r>
-      <w:hyperlink r:id="rId36">
+      <w:hyperlink r:id="rId39">
         <w:r>
           <w:rPr>
             <w:rStyle w:val="Hyperlink"/>
@@ -9246,12 +9323,12 @@
         <w:t xml:space="preserve">).</w:t>
       </w:r>
     </w:p>
-    <w:bookmarkStart w:id="37" w:name="exm-name-matches-notation"/>
+    <w:bookmarkStart w:id="40" w:name="exm-name-matches-notation"/>
     <w:p>
       <w:pPr>
         <w:pStyle w:val="BodyText"/>
       </w:pPr>
-      <w:del w:id="85" w:author="PR Preview" w:date="2026-01-01T00:00:00Z">
+      <w:del w:id="91" w:author="PR Preview" w:date="2026-01-01T00:00:00Z">
         <w:r>
           <w:rPr>
             <w:b/>
@@ -9260,12 +9337,12 @@
           <w:delText xml:space="preserve">Example 9 (Matching a name to its notation)</w:delText>
         </w:r>
       </w:del>
-      <w:del w:id="86" w:author="PR Preview" w:date="2026-01-01T00:00:00Z">
+      <w:del w:id="92" w:author="PR Preview" w:date="2026-01-01T00:00:00Z">
         <w:r>
           <w:delText xml:space="preserve"> </w:delText>
         </w:r>
       </w:del>
-      <w:del w:id="87" w:author="PR Preview" w:date="2026-01-01T00:00:00Z">
+      <w:del w:id="93" w:author="PR Preview" w:date="2026-01-01T00:00:00Z">
         <w:r>
           <w:delText xml:space="preserve"> </w:delText>
         </w:r>
@@ -9275,7 +9352,7 @@
       <w:pPr>
         <w:pStyle w:val="BodyText"/>
       </w:pPr>
-      <w:ins w:id="88" w:author="PR Preview" w:date="2026-01-01T00:00:00Z">
+      <w:ins w:id="94" w:author="PR Preview" w:date="2026-01-01T00:00:00Z">
         <w:r>
           <w:rPr>
             <w:b/>
@@ -9284,12 +9361,12 @@
           <w:t xml:space="preserve">Example 10 (Matching a name to its notation)</w:t>
         </w:r>
       </w:ins>
-      <w:ins w:id="89" w:author="PR Preview" w:date="2026-01-01T00:00:00Z">
+      <w:ins w:id="95" w:author="PR Preview" w:date="2026-01-01T00:00:00Z">
         <w:r>
           <w:t xml:space="preserve"> </w:t>
         </w:r>
       </w:ins>
-      <w:ins w:id="90" w:author="PR Preview" w:date="2026-01-01T00:00:00Z">
+      <w:ins w:id="96" w:author="PR Preview" w:date="2026-01-01T00:00:00Z">
         <w:r>
           <w:t xml:space="preserve"> </w:t>
         </w:r>
@@ -9769,7 +9846,7 @@
         <w:t xml:space="preserve">.</w:t>
       </w:r>
     </w:p>
-    <w:bookmarkEnd w:id="37"/>
+    <w:bookmarkEnd w:id="40"/>
     <w:p>
       <w:pPr>
         <w:pStyle w:val="BodyText"/>
@@ -9790,13 +9867,13 @@
         <w:t xml:space="preserve">and make them agree.</w:t>
       </w:r>
     </w:p>
-    <w:bookmarkEnd w:id="38"/>
-    <w:bookmarkStart w:id="47" w:name="using-shared-macros"/>
+    <w:bookmarkEnd w:id="41"/>
+    <w:bookmarkStart w:id="50" w:name="using-shared-macros"/>
     <w:p>
       <w:pPr>
         <w:pStyle w:val="Heading2"/>
       </w:pPr>
-      <w:del w:id="91" w:author="PR Preview" w:date="2026-01-01T00:00:00Z">
+      <w:del w:id="97" w:author="PR Preview" w:date="2026-01-01T00:00:00Z">
         <w:r>
           <w:delText xml:space="preserve">7 Using shared macros</w:delText>
         </w:r>
@@ -9806,7 +9883,7 @@
       <w:pPr>
         <w:pStyle w:val="Heading2"/>
       </w:pPr>
-      <w:ins w:id="92" w:author="PR Preview" w:date="2026-01-01T00:00:00Z">
+      <w:ins w:id="98" w:author="PR Preview" w:date="2026-01-01T00:00:00Z">
         <w:r>
           <w:t xml:space="preserve">8 Using shared macros</w:t>
         </w:r>
@@ -9876,12 +9953,12 @@
         <w:t xml:space="preserve">so the next document finds it.</w:t>
       </w:r>
     </w:p>
-    <w:bookmarkStart w:id="39" w:name="exm-use-shared-macro"/>
+    <w:bookmarkStart w:id="42" w:name="exm-use-shared-macro"/>
     <w:p>
       <w:pPr>
         <w:pStyle w:val="BodyText"/>
       </w:pPr>
-      <w:del w:id="93" w:author="PR Preview" w:date="2026-01-01T00:00:00Z">
+      <w:del w:id="99" w:author="PR Preview" w:date="2026-01-01T00:00:00Z">
         <w:r>
           <w:rPr>
             <w:b/>
@@ -9890,22 +9967,22 @@
           <w:delText xml:space="preserve">Example 10 (Using a shared macro)</w:delText>
         </w:r>
       </w:del>
-      <w:del w:id="94" w:author="PR Preview" w:date="2026-01-01T00:00:00Z">
+      <w:del w:id="100" w:author="PR Preview" w:date="2026-01-01T00:00:00Z">
         <w:r>
           <w:delText xml:space="preserve"> </w:delText>
         </w:r>
       </w:del>
-      <w:del w:id="95" w:author="PR Preview" w:date="2026-01-01T00:00:00Z">
+      <w:del w:id="101" w:author="PR Preview" w:date="2026-01-01T00:00:00Z">
         <w:r>
           <w:delText xml:space="preserve">This example compares the source you type,</w:delText>
         </w:r>
       </w:del>
-      <w:del w:id="96" w:author="PR Preview" w:date="2026-01-01T00:00:00Z">
+      <w:del w:id="102" w:author="PR Preview" w:date="2026-01-01T00:00:00Z">
         <w:r>
           <w:delText xml:space="preserve"> </w:delText>
         </w:r>
       </w:del>
-      <w:del w:id="97" w:author="PR Preview" w:date="2026-01-01T00:00:00Z">
+      <w:del w:id="103" w:author="PR Preview" w:date="2026-01-01T00:00:00Z">
         <w:r>
           <w:delText xml:space="preserve">so both versions appear as code.</w:delText>
         </w:r>
@@ -9915,7 +9992,7 @@
       <w:pPr>
         <w:pStyle w:val="BodyText"/>
       </w:pPr>
-      <w:ins w:id="98" w:author="PR Preview" w:date="2026-01-01T00:00:00Z">
+      <w:ins w:id="104" w:author="PR Preview" w:date="2026-01-01T00:00:00Z">
         <w:r>
           <w:rPr>
             <w:b/>
@@ -9924,22 +10001,22 @@
           <w:t xml:space="preserve">Example 11 (Using a shared macro)</w:t>
         </w:r>
       </w:ins>
-      <w:ins w:id="99" w:author="PR Preview" w:date="2026-01-01T00:00:00Z">
+      <w:ins w:id="105" w:author="PR Preview" w:date="2026-01-01T00:00:00Z">
         <w:r>
           <w:t xml:space="preserve"> </w:t>
         </w:r>
       </w:ins>
-      <w:ins w:id="100" w:author="PR Preview" w:date="2026-01-01T00:00:00Z">
+      <w:ins w:id="106" w:author="PR Preview" w:date="2026-01-01T00:00:00Z">
         <w:r>
           <w:t xml:space="preserve">This example compares the source you type,</w:t>
         </w:r>
       </w:ins>
-      <w:ins w:id="101" w:author="PR Preview" w:date="2026-01-01T00:00:00Z">
+      <w:ins w:id="107" w:author="PR Preview" w:date="2026-01-01T00:00:00Z">
         <w:r>
           <w:t xml:space="preserve"> </w:t>
         </w:r>
       </w:ins>
-      <w:ins w:id="102" w:author="PR Preview" w:date="2026-01-01T00:00:00Z">
+      <w:ins w:id="108" w:author="PR Preview" w:date="2026-01-01T00:00:00Z">
         <w:r>
           <w:t xml:space="preserve">so both versions appear as code.</w:t>
         </w:r>
@@ -10005,7 +10082,7 @@
         <w:t xml:space="preserve">every document that uses the macro changes with it.</w:t>
       </w:r>
     </w:p>
-    <w:bookmarkEnd w:id="39"/>
+    <w:bookmarkEnd w:id="42"/>
     <w:p>
       <w:pPr>
         <w:pStyle w:val="BodyText"/>
@@ -10019,7 +10096,7 @@
         <w:pStyle w:val="Compact"/>
         <w:numPr>
           <w:ilvl w:val="0"/>
-          <w:numId w:val="1009"/>
+          <w:numId w:val="1010"/>
         </w:numPr>
       </w:pPr>
       <w:r>
@@ -10031,7 +10108,7 @@
         <w:pStyle w:val="Compact"/>
         <w:numPr>
           <w:ilvl w:val="0"/>
-          <w:numId w:val="1009"/>
+          <w:numId w:val="1010"/>
         </w:numPr>
       </w:pPr>
       <w:r>
@@ -10043,7 +10120,7 @@
         <w:pStyle w:val="Compact"/>
         <w:numPr>
           <w:ilvl w:val="0"/>
-          <w:numId w:val="1009"/>
+          <w:numId w:val="1010"/>
         </w:numPr>
       </w:pPr>
       <w:r>
@@ -10055,7 +10132,7 @@
         <w:pStyle w:val="Compact"/>
         <w:numPr>
           <w:ilvl w:val="0"/>
-          <w:numId w:val="1009"/>
+          <w:numId w:val="1010"/>
         </w:numPr>
       </w:pPr>
       <w:r>
@@ -10067,7 +10144,7 @@
         <w:pStyle w:val="Compact"/>
         <w:numPr>
           <w:ilvl w:val="0"/>
-          <w:numId w:val="1009"/>
+          <w:numId w:val="1010"/>
         </w:numPr>
       </w:pPr>
       <w:r>
@@ -10079,7 +10156,7 @@
         <w:pStyle w:val="Compact"/>
         <w:numPr>
           <w:ilvl w:val="0"/>
-          <w:numId w:val="1009"/>
+          <w:numId w:val="1010"/>
         </w:numPr>
       </w:pPr>
       <w:r>
@@ -10207,12 +10284,12 @@
         <w:t xml:space="preserve">and the rule for Latin letters below says when that applies.</w:t>
       </w:r>
     </w:p>
-    <w:bookmarkStart w:id="40" w:name="exm-semantic-macro-name"/>
+    <w:bookmarkStart w:id="43" w:name="exm-semantic-macro-name"/>
     <w:p>
       <w:pPr>
         <w:pStyle w:val="BodyText"/>
       </w:pPr>
-      <w:del w:id="103" w:author="PR Preview" w:date="2026-01-01T00:00:00Z">
+      <w:del w:id="109" w:author="PR Preview" w:date="2026-01-01T00:00:00Z">
         <w:r>
           <w:rPr>
             <w:b/>
@@ -10221,12 +10298,12 @@
           <w:delText xml:space="preserve">Example 11 (Naming a macro for its meaning)</w:delText>
         </w:r>
       </w:del>
-      <w:del w:id="104" w:author="PR Preview" w:date="2026-01-01T00:00:00Z">
+      <w:del w:id="110" w:author="PR Preview" w:date="2026-01-01T00:00:00Z">
         <w:r>
           <w:delText xml:space="preserve"> </w:delText>
         </w:r>
       </w:del>
-      <w:del w:id="105" w:author="PR Preview" w:date="2026-01-01T00:00:00Z">
+      <w:del w:id="111" w:author="PR Preview" w:date="2026-01-01T00:00:00Z">
         <w:r>
           <w:delText xml:space="preserve"> </w:delText>
         </w:r>
@@ -10236,7 +10313,7 @@
       <w:pPr>
         <w:pStyle w:val="BodyText"/>
       </w:pPr>
-      <w:ins w:id="106" w:author="PR Preview" w:date="2026-01-01T00:00:00Z">
+      <w:ins w:id="112" w:author="PR Preview" w:date="2026-01-01T00:00:00Z">
         <w:r>
           <w:rPr>
             <w:b/>
@@ -10245,12 +10322,12 @@
           <w:t xml:space="preserve">Example 12 (Naming a macro for its meaning)</w:t>
         </w:r>
       </w:ins>
-      <w:ins w:id="107" w:author="PR Preview" w:date="2026-01-01T00:00:00Z">
+      <w:ins w:id="113" w:author="PR Preview" w:date="2026-01-01T00:00:00Z">
         <w:r>
           <w:t xml:space="preserve"> </w:t>
         </w:r>
       </w:ins>
-      <w:ins w:id="108" w:author="PR Preview" w:date="2026-01-01T00:00:00Z">
+      <w:ins w:id="114" w:author="PR Preview" w:date="2026-01-01T00:00:00Z">
         <w:r>
           <w:t xml:space="preserve"> </w:t>
         </w:r>
@@ -10316,7 +10393,7 @@
         <w:t xml:space="preserve">changes one line in the shared file.</w:t>
       </w:r>
     </w:p>
-    <w:bookmarkEnd w:id="40"/>
+    <w:bookmarkEnd w:id="43"/>
     <w:p>
       <w:pPr>
         <w:pStyle w:val="BodyText"/>
@@ -10438,12 +10515,12 @@
         <w:t xml:space="preserve">existing hats are converted in separate sweeps.</w:t>
       </w:r>
     </w:p>
-    <w:bookmarkStart w:id="41" w:name="exm-semantic-decorator"/>
+    <w:bookmarkStart w:id="44" w:name="exm-semantic-decorator"/>
     <w:p>
       <w:pPr>
         <w:pStyle w:val="BodyText"/>
       </w:pPr>
-      <w:del w:id="109" w:author="PR Preview" w:date="2026-01-01T00:00:00Z">
+      <w:del w:id="115" w:author="PR Preview" w:date="2026-01-01T00:00:00Z">
         <w:r>
           <w:rPr>
             <w:b/>
@@ -10452,12 +10529,12 @@
           <w:delText xml:space="preserve">Example 12 (Naming a decorator for its meaning)</w:delText>
         </w:r>
       </w:del>
-      <w:del w:id="110" w:author="PR Preview" w:date="2026-01-01T00:00:00Z">
+      <w:del w:id="116" w:author="PR Preview" w:date="2026-01-01T00:00:00Z">
         <w:r>
           <w:delText xml:space="preserve"> </w:delText>
         </w:r>
       </w:del>
-      <w:del w:id="111" w:author="PR Preview" w:date="2026-01-01T00:00:00Z">
+      <w:del w:id="117" w:author="PR Preview" w:date="2026-01-01T00:00:00Z">
         <w:r>
           <w:delText xml:space="preserve"> </w:delText>
         </w:r>
@@ -10467,7 +10544,7 @@
       <w:pPr>
         <w:pStyle w:val="BodyText"/>
       </w:pPr>
-      <w:ins w:id="112" w:author="PR Preview" w:date="2026-01-01T00:00:00Z">
+      <w:ins w:id="118" w:author="PR Preview" w:date="2026-01-01T00:00:00Z">
         <w:r>
           <w:rPr>
             <w:b/>
@@ -10476,12 +10553,12 @@
           <w:t xml:space="preserve">Example 13 (Naming a decorator for its meaning)</w:t>
         </w:r>
       </w:ins>
-      <w:ins w:id="113" w:author="PR Preview" w:date="2026-01-01T00:00:00Z">
+      <w:ins w:id="119" w:author="PR Preview" w:date="2026-01-01T00:00:00Z">
         <w:r>
           <w:t xml:space="preserve"> </w:t>
         </w:r>
       </w:ins>
-      <w:ins w:id="114" w:author="PR Preview" w:date="2026-01-01T00:00:00Z">
+      <w:ins w:id="120" w:author="PR Preview" w:date="2026-01-01T00:00:00Z">
         <w:r>
           <w:t xml:space="preserve"> </w:t>
         </w:r>
@@ -10556,7 +10633,7 @@
         <w:t xml:space="preserve">changes.</w:t>
       </w:r>
     </w:p>
-    <w:bookmarkEnd w:id="41"/>
+    <w:bookmarkEnd w:id="44"/>
     <w:p>
       <w:pPr>
         <w:pStyle w:val="BodyText"/>
@@ -10745,12 +10822,12 @@
         <w:t xml:space="preserve">may write the font command directly.</w:t>
       </w:r>
     </w:p>
-    <w:bookmarkStart w:id="42" w:name="exm-semantic-font"/>
+    <w:bookmarkStart w:id="45" w:name="exm-semantic-font"/>
     <w:p>
       <w:pPr>
         <w:pStyle w:val="BodyText"/>
       </w:pPr>
-      <w:del w:id="115" w:author="PR Preview" w:date="2026-01-01T00:00:00Z">
+      <w:del w:id="121" w:author="PR Preview" w:date="2026-01-01T00:00:00Z">
         <w:r>
           <w:rPr>
             <w:b/>
@@ -10759,12 +10836,12 @@
           <w:delText xml:space="preserve">Example 13 (Naming a set for its meaning)</w:delText>
         </w:r>
       </w:del>
-      <w:del w:id="116" w:author="PR Preview" w:date="2026-01-01T00:00:00Z">
+      <w:del w:id="122" w:author="PR Preview" w:date="2026-01-01T00:00:00Z">
         <w:r>
           <w:delText xml:space="preserve"> </w:delText>
         </w:r>
       </w:del>
-      <w:del w:id="117" w:author="PR Preview" w:date="2026-01-01T00:00:00Z">
+      <w:del w:id="123" w:author="PR Preview" w:date="2026-01-01T00:00:00Z">
         <w:r>
           <w:delText xml:space="preserve"> </w:delText>
         </w:r>
@@ -10774,7 +10851,7 @@
       <w:pPr>
         <w:pStyle w:val="BodyText"/>
       </w:pPr>
-      <w:ins w:id="118" w:author="PR Preview" w:date="2026-01-01T00:00:00Z">
+      <w:ins w:id="124" w:author="PR Preview" w:date="2026-01-01T00:00:00Z">
         <w:r>
           <w:rPr>
             <w:b/>
@@ -10783,12 +10860,12 @@
           <w:t xml:space="preserve">Example 14 (Naming a set for its meaning)</w:t>
         </w:r>
       </w:ins>
-      <w:ins w:id="119" w:author="PR Preview" w:date="2026-01-01T00:00:00Z">
+      <w:ins w:id="125" w:author="PR Preview" w:date="2026-01-01T00:00:00Z">
         <w:r>
           <w:t xml:space="preserve"> </w:t>
         </w:r>
       </w:ins>
-      <w:ins w:id="120" w:author="PR Preview" w:date="2026-01-01T00:00:00Z">
+      <w:ins w:id="126" w:author="PR Preview" w:date="2026-01-01T00:00:00Z">
         <w:r>
           <w:t xml:space="preserve"> </w:t>
         </w:r>
@@ -10863,7 +10940,7 @@
         <w:t xml:space="preserve">changes.</w:t>
       </w:r>
     </w:p>
-    <w:bookmarkEnd w:id="42"/>
+    <w:bookmarkEnd w:id="45"/>
     <w:p>
       <w:pPr>
         <w:pStyle w:val="BodyText"/>
@@ -10945,7 +11022,7 @@
         <w:pStyle w:val="Compact"/>
         <w:numPr>
           <w:ilvl w:val="0"/>
-          <w:numId w:val="1010"/>
+          <w:numId w:val="1011"/>
         </w:numPr>
       </w:pPr>
       <w:r>
@@ -10978,7 +11055,7 @@
         <w:pStyle w:val="Compact"/>
         <w:numPr>
           <w:ilvl w:val="0"/>
-          <w:numId w:val="1010"/>
+          <w:numId w:val="1011"/>
         </w:numPr>
       </w:pPr>
       <w:r>
@@ -10999,7 +11076,7 @@
         <w:pStyle w:val="Compact"/>
         <w:numPr>
           <w:ilvl w:val="0"/>
-          <w:numId w:val="1010"/>
+          <w:numId w:val="1011"/>
         </w:numPr>
       </w:pPr>
       <w:r>
@@ -11032,7 +11109,7 @@
         <w:pStyle w:val="Compact"/>
         <w:numPr>
           <w:ilvl w:val="0"/>
-          <w:numId w:val="1010"/>
+          <w:numId w:val="1011"/>
         </w:numPr>
       </w:pPr>
       <w:r>
@@ -11053,7 +11130,7 @@
         <w:pStyle w:val="Compact"/>
         <w:numPr>
           <w:ilvl w:val="0"/>
-          <w:numId w:val="1010"/>
+          <w:numId w:val="1011"/>
         </w:numPr>
       </w:pPr>
       <w:r>
@@ -11232,12 +11309,12 @@
         <w:t xml:space="preserve">.</w:t>
       </w:r>
     </w:p>
-    <w:bookmarkStart w:id="43" w:name="exm-semantic-latin-letter"/>
+    <w:bookmarkStart w:id="46" w:name="exm-semantic-latin-letter"/>
     <w:p>
       <w:pPr>
         <w:pStyle w:val="BodyText"/>
       </w:pPr>
-      <w:del w:id="121" w:author="PR Preview" w:date="2026-01-01T00:00:00Z">
+      <w:del w:id="127" w:author="PR Preview" w:date="2026-01-01T00:00:00Z">
         <w:r>
           <w:rPr>
             <w:b/>
@@ -11246,12 +11323,12 @@
           <w:delText xml:space="preserve">Example 14 (Naming a variable for its role)</w:delText>
         </w:r>
       </w:del>
-      <w:del w:id="122" w:author="PR Preview" w:date="2026-01-01T00:00:00Z">
+      <w:del w:id="128" w:author="PR Preview" w:date="2026-01-01T00:00:00Z">
         <w:r>
           <w:delText xml:space="preserve"> </w:delText>
         </w:r>
       </w:del>
-      <w:del w:id="123" w:author="PR Preview" w:date="2026-01-01T00:00:00Z">
+      <w:del w:id="129" w:author="PR Preview" w:date="2026-01-01T00:00:00Z">
         <w:r>
           <w:delText xml:space="preserve"> </w:delText>
         </w:r>
@@ -11261,7 +11338,7 @@
       <w:pPr>
         <w:pStyle w:val="BodyText"/>
       </w:pPr>
-      <w:ins w:id="124" w:author="PR Preview" w:date="2026-01-01T00:00:00Z">
+      <w:ins w:id="130" w:author="PR Preview" w:date="2026-01-01T00:00:00Z">
         <w:r>
           <w:rPr>
             <w:b/>
@@ -11270,12 +11347,12 @@
           <w:t xml:space="preserve">Example 15 (Naming a variable for its role)</w:t>
         </w:r>
       </w:ins>
-      <w:ins w:id="125" w:author="PR Preview" w:date="2026-01-01T00:00:00Z">
+      <w:ins w:id="131" w:author="PR Preview" w:date="2026-01-01T00:00:00Z">
         <w:r>
           <w:t xml:space="preserve"> </w:t>
         </w:r>
       </w:ins>
-      <w:ins w:id="126" w:author="PR Preview" w:date="2026-01-01T00:00:00Z">
+      <w:ins w:id="132" w:author="PR Preview" w:date="2026-01-01T00:00:00Z">
         <w:r>
           <w:t xml:space="preserve"> </w:t>
         </w:r>
@@ -11352,7 +11429,7 @@
         <w:t xml:space="preserve">which letter is the outcome and which is the residual.</w:t>
       </w:r>
     </w:p>
-    <w:bookmarkEnd w:id="43"/>
+    <w:bookmarkEnd w:id="46"/>
     <w:p>
       <w:pPr>
         <w:pStyle w:val="BodyText"/>
@@ -11379,12 +11456,12 @@
         <w:t xml:space="preserve">and a reader sees which quantity it is about.</w:t>
       </w:r>
     </w:p>
-    <w:bookmarkStart w:id="44" w:name="exm-named-quantity"/>
+    <w:bookmarkStart w:id="47" w:name="exm-named-quantity"/>
     <w:p>
       <w:pPr>
         <w:pStyle w:val="BodyText"/>
       </w:pPr>
-      <w:del w:id="127" w:author="PR Preview" w:date="2026-01-01T00:00:00Z">
+      <w:del w:id="133" w:author="PR Preview" w:date="2026-01-01T00:00:00Z">
         <w:r>
           <w:rPr>
             <w:b/>
@@ -11393,12 +11470,12 @@
           <w:delText xml:space="preserve">Example 15 (Writing a named quantity by its name)</w:delText>
         </w:r>
       </w:del>
-      <w:del w:id="128" w:author="PR Preview" w:date="2026-01-01T00:00:00Z">
+      <w:del w:id="134" w:author="PR Preview" w:date="2026-01-01T00:00:00Z">
         <w:r>
           <w:delText xml:space="preserve"> </w:delText>
         </w:r>
       </w:del>
-      <w:del w:id="129" w:author="PR Preview" w:date="2026-01-01T00:00:00Z">
+      <w:del w:id="135" w:author="PR Preview" w:date="2026-01-01T00:00:00Z">
         <w:r>
           <w:delText xml:space="preserve"> </w:delText>
         </w:r>
@@ -11408,7 +11485,7 @@
       <w:pPr>
         <w:pStyle w:val="BodyText"/>
       </w:pPr>
-      <w:ins w:id="130" w:author="PR Preview" w:date="2026-01-01T00:00:00Z">
+      <w:ins w:id="136" w:author="PR Preview" w:date="2026-01-01T00:00:00Z">
         <w:r>
           <w:rPr>
             <w:b/>
@@ -11417,12 +11494,12 @@
           <w:t xml:space="preserve">Example 16 (Writing a named quantity by its name)</w:t>
         </w:r>
       </w:ins>
-      <w:ins w:id="131" w:author="PR Preview" w:date="2026-01-01T00:00:00Z">
+      <w:ins w:id="137" w:author="PR Preview" w:date="2026-01-01T00:00:00Z">
         <w:r>
           <w:t xml:space="preserve"> </w:t>
         </w:r>
       </w:ins>
-      <w:ins w:id="132" w:author="PR Preview" w:date="2026-01-01T00:00:00Z">
+      <w:ins w:id="138" w:author="PR Preview" w:date="2026-01-01T00:00:00Z">
         <w:r>
           <w:t xml:space="preserve"> </w:t>
         </w:r>
@@ -11521,7 +11598,7 @@
         <w:t xml:space="preserve">and it names the quantity the gradient depends on.</w:t>
       </w:r>
     </w:p>
-    <w:bookmarkEnd w:id="44"/>
+    <w:bookmarkEnd w:id="47"/>
     <w:p>
       <w:pPr>
         <w:pStyle w:val="BodyText"/>
@@ -11683,12 +11760,12 @@
         <w:t xml:space="preserve">are not delimiters.</w:t>
       </w:r>
     </w:p>
-    <w:bookmarkStart w:id="45" w:name="exm-semantic-delimiter"/>
+    <w:bookmarkStart w:id="48" w:name="exm-semantic-delimiter"/>
     <w:p>
       <w:pPr>
         <w:pStyle w:val="BodyText"/>
       </w:pPr>
-      <w:del w:id="133" w:author="PR Preview" w:date="2026-01-01T00:00:00Z">
+      <w:del w:id="139" w:author="PR Preview" w:date="2026-01-01T00:00:00Z">
         <w:r>
           <w:rPr>
             <w:b/>
@@ -11697,12 +11774,12 @@
           <w:delText xml:space="preserve">Example 16 (Letting the macro size the bracket)</w:delText>
         </w:r>
       </w:del>
-      <w:del w:id="134" w:author="PR Preview" w:date="2026-01-01T00:00:00Z">
+      <w:del w:id="140" w:author="PR Preview" w:date="2026-01-01T00:00:00Z">
         <w:r>
           <w:delText xml:space="preserve"> </w:delText>
         </w:r>
       </w:del>
-      <w:del w:id="135" w:author="PR Preview" w:date="2026-01-01T00:00:00Z">
+      <w:del w:id="141" w:author="PR Preview" w:date="2026-01-01T00:00:00Z">
         <w:r>
           <w:delText xml:space="preserve"> </w:delText>
         </w:r>
@@ -11712,7 +11789,7 @@
       <w:pPr>
         <w:pStyle w:val="BodyText"/>
       </w:pPr>
-      <w:ins w:id="136" w:author="PR Preview" w:date="2026-01-01T00:00:00Z">
+      <w:ins w:id="142" w:author="PR Preview" w:date="2026-01-01T00:00:00Z">
         <w:r>
           <w:rPr>
             <w:b/>
@@ -11721,12 +11798,12 @@
           <w:t xml:space="preserve">Example 17 (Letting the macro size the bracket)</w:t>
         </w:r>
       </w:ins>
-      <w:ins w:id="137" w:author="PR Preview" w:date="2026-01-01T00:00:00Z">
+      <w:ins w:id="143" w:author="PR Preview" w:date="2026-01-01T00:00:00Z">
         <w:r>
           <w:t xml:space="preserve"> </w:t>
         </w:r>
       </w:ins>
-      <w:ins w:id="138" w:author="PR Preview" w:date="2026-01-01T00:00:00Z">
+      <w:ins w:id="144" w:author="PR Preview" w:date="2026-01-01T00:00:00Z">
         <w:r>
           <w:t xml:space="preserve"> </w:t>
         </w:r>
@@ -11792,7 +11869,7 @@
         <w:t xml:space="preserve">edits one definition in the shared file.</w:t>
       </w:r>
     </w:p>
-    <w:bookmarkEnd w:id="45"/>
+    <w:bookmarkEnd w:id="48"/>
     <w:p>
       <w:pPr>
         <w:pStyle w:val="BodyText"/>
@@ -11831,12 +11908,12 @@
         <w:t xml:space="preserve">with its meaning.</w:t>
       </w:r>
     </w:p>
-    <w:bookmarkStart w:id="46" w:name="exm-describe-symbol-not-macro"/>
+    <w:bookmarkStart w:id="49" w:name="exm-describe-symbol-not-macro"/>
     <w:p>
       <w:pPr>
         <w:pStyle w:val="BodyText"/>
       </w:pPr>
-      <w:del w:id="139" w:author="PR Preview" w:date="2026-01-01T00:00:00Z">
+      <w:del w:id="145" w:author="PR Preview" w:date="2026-01-01T00:00:00Z">
         <w:r>
           <w:rPr>
             <w:b/>
@@ -11845,12 +11922,12 @@
           <w:delText xml:space="preserve">Example 17 (Describing the symbol, not the macro)</w:delText>
         </w:r>
       </w:del>
-      <w:del w:id="140" w:author="PR Preview" w:date="2026-01-01T00:00:00Z">
+      <w:del w:id="146" w:author="PR Preview" w:date="2026-01-01T00:00:00Z">
         <w:r>
           <w:delText xml:space="preserve"> </w:delText>
         </w:r>
       </w:del>
-      <w:del w:id="141" w:author="PR Preview" w:date="2026-01-01T00:00:00Z">
+      <w:del w:id="147" w:author="PR Preview" w:date="2026-01-01T00:00:00Z">
         <w:r>
           <w:delText xml:space="preserve"> </w:delText>
         </w:r>
@@ -11860,7 +11937,7 @@
       <w:pPr>
         <w:pStyle w:val="BodyText"/>
       </w:pPr>
-      <w:ins w:id="142" w:author="PR Preview" w:date="2026-01-01T00:00:00Z">
+      <w:ins w:id="148" w:author="PR Preview" w:date="2026-01-01T00:00:00Z">
         <w:r>
           <w:rPr>
             <w:b/>
@@ -11869,12 +11946,12 @@
           <w:t xml:space="preserve">Example 18 (Describing the symbol, not the macro)</w:t>
         </w:r>
       </w:ins>
-      <w:ins w:id="143" w:author="PR Preview" w:date="2026-01-01T00:00:00Z">
+      <w:ins w:id="149" w:author="PR Preview" w:date="2026-01-01T00:00:00Z">
         <w:r>
           <w:t xml:space="preserve"> </w:t>
         </w:r>
       </w:ins>
-      <w:ins w:id="144" w:author="PR Preview" w:date="2026-01-01T00:00:00Z">
+      <w:ins w:id="150" w:author="PR Preview" w:date="2026-01-01T00:00:00Z">
         <w:r>
           <w:t xml:space="preserve"> </w:t>
         </w:r>
@@ -11934,14 +12011,14 @@
         <w:t xml:space="preserve">and the symbol has its own row in the notation table.</w:t>
       </w:r>
     </w:p>
-    <w:bookmarkEnd w:id="46"/>
-    <w:bookmarkEnd w:id="47"/>
-    <w:bookmarkStart w:id="50" w:name="making-expressions-concise"/>
+    <w:bookmarkEnd w:id="49"/>
+    <w:bookmarkEnd w:id="50"/>
+    <w:bookmarkStart w:id="53" w:name="making-expressions-concise"/>
     <w:p>
       <w:pPr>
         <w:pStyle w:val="Heading2"/>
       </w:pPr>
-      <w:del w:id="145" w:author="PR Preview" w:date="2026-01-01T00:00:00Z">
+      <w:del w:id="151" w:author="PR Preview" w:date="2026-01-01T00:00:00Z">
         <w:r>
           <w:delText xml:space="preserve">8 Making expressions concise</w:delText>
         </w:r>
@@ -11951,7 +12028,7 @@
       <w:pPr>
         <w:pStyle w:val="Heading2"/>
       </w:pPr>
-      <w:ins w:id="146" w:author="PR Preview" w:date="2026-01-01T00:00:00Z">
+      <w:ins w:id="152" w:author="PR Preview" w:date="2026-01-01T00:00:00Z">
         <w:r>
           <w:t xml:space="preserve">9 Making expressions concise</w:t>
         </w:r>
@@ -11979,7 +12056,7 @@
       <w:r>
         <w:t xml:space="preserve"> </w:t>
       </w:r>
-      <w:hyperlink r:id="rId48">
+      <w:hyperlink r:id="rId51">
         <w:r>
           <w:rPr>
             <w:rStyle w:val="Hyperlink"/>
@@ -12047,12 +12124,12 @@
         <w:t xml:space="preserve">and write the macro everywhere the chunk appears.</w:t>
       </w:r>
     </w:p>
-    <w:bookmarkStart w:id="49" w:name="exm-concise-expression"/>
+    <w:bookmarkStart w:id="52" w:name="exm-concise-expression"/>
     <w:p>
       <w:pPr>
         <w:pStyle w:val="BodyText"/>
       </w:pPr>
-      <w:del w:id="147" w:author="PR Preview" w:date="2026-01-01T00:00:00Z">
+      <w:del w:id="153" w:author="PR Preview" w:date="2026-01-01T00:00:00Z">
         <w:r>
           <w:rPr>
             <w:b/>
@@ -12061,12 +12138,12 @@
           <w:delText xml:space="preserve">Example 18 (Naming a repeated chunk)</w:delText>
         </w:r>
       </w:del>
-      <w:del w:id="148" w:author="PR Preview" w:date="2026-01-01T00:00:00Z">
+      <w:del w:id="154" w:author="PR Preview" w:date="2026-01-01T00:00:00Z">
         <w:r>
           <w:delText xml:space="preserve"> </w:delText>
         </w:r>
       </w:del>
-      <w:del w:id="149" w:author="PR Preview" w:date="2026-01-01T00:00:00Z">
+      <w:del w:id="155" w:author="PR Preview" w:date="2026-01-01T00:00:00Z">
         <w:r>
           <w:delText xml:space="preserve"> </w:delText>
         </w:r>
@@ -12076,7 +12153,7 @@
       <w:pPr>
         <w:pStyle w:val="BodyText"/>
       </w:pPr>
-      <w:ins w:id="150" w:author="PR Preview" w:date="2026-01-01T00:00:00Z">
+      <w:ins w:id="156" w:author="PR Preview" w:date="2026-01-01T00:00:00Z">
         <w:r>
           <w:rPr>
             <w:b/>
@@ -12085,12 +12162,12 @@
           <w:t xml:space="preserve">Example 19 (Naming a repeated chunk)</w:t>
         </w:r>
       </w:ins>
-      <w:ins w:id="151" w:author="PR Preview" w:date="2026-01-01T00:00:00Z">
+      <w:ins w:id="157" w:author="PR Preview" w:date="2026-01-01T00:00:00Z">
         <w:r>
           <w:t xml:space="preserve"> </w:t>
         </w:r>
       </w:ins>
-      <w:ins w:id="152" w:author="PR Preview" w:date="2026-01-01T00:00:00Z">
+      <w:ins w:id="158" w:author="PR Preview" w:date="2026-01-01T00:00:00Z">
         <w:r>
           <w:t xml:space="preserve"> </w:t>
         </w:r>
@@ -12171,7 +12248,7 @@
         <w:t xml:space="preserve">and each formula shows at a glance what it is built from.</w:t>
       </w:r>
     </w:p>
-    <w:bookmarkEnd w:id="49"/>
+    <w:bookmarkEnd w:id="52"/>
     <w:p>
       <w:pPr>
         <w:pStyle w:val="BodyText"/>
@@ -12224,13 +12301,13 @@
         <w:t xml:space="preserve">.</w:t>
       </w:r>
     </w:p>
-    <w:bookmarkEnd w:id="50"/>
-    <w:bookmarkStart w:id="52" w:name="writing-dot-products"/>
+    <w:bookmarkEnd w:id="53"/>
+    <w:bookmarkStart w:id="55" w:name="writing-dot-products"/>
     <w:p>
       <w:pPr>
         <w:pStyle w:val="Heading2"/>
       </w:pPr>
-      <w:del w:id="153" w:author="PR Preview" w:date="2026-01-01T00:00:00Z">
+      <w:del w:id="159" w:author="PR Preview" w:date="2026-01-01T00:00:00Z">
         <w:r>
           <w:delText xml:space="preserve">9 Writing dot products</w:delText>
         </w:r>
@@ -12240,7 +12317,7 @@
       <w:pPr>
         <w:pStyle w:val="Heading2"/>
       </w:pPr>
-      <w:ins w:id="154" w:author="PR Preview" w:date="2026-01-01T00:00:00Z">
+      <w:ins w:id="160" w:author="PR Preview" w:date="2026-01-01T00:00:00Z">
         <w:r>
           <w:t xml:space="preserve">10 Writing dot products</w:t>
         </w:r>
@@ -12410,12 +12487,12 @@
         <w:t xml:space="preserve">and to work out that the result is a single number.</w:t>
       </w:r>
     </w:p>
-    <w:bookmarkStart w:id="51" w:name="exm-dot-product"/>
+    <w:bookmarkStart w:id="54" w:name="exm-dot-product"/>
     <w:p>
       <w:pPr>
         <w:pStyle w:val="BodyText"/>
       </w:pPr>
-      <w:del w:id="155" w:author="PR Preview" w:date="2026-01-01T00:00:00Z">
+      <w:del w:id="161" w:author="PR Preview" w:date="2026-01-01T00:00:00Z">
         <w:r>
           <w:rPr>
             <w:b/>
@@ -12424,12 +12501,12 @@
           <w:delText xml:space="preserve">Example 19 (Writing a dot product)</w:delText>
         </w:r>
       </w:del>
-      <w:del w:id="156" w:author="PR Preview" w:date="2026-01-01T00:00:00Z">
+      <w:del w:id="162" w:author="PR Preview" w:date="2026-01-01T00:00:00Z">
         <w:r>
           <w:delText xml:space="preserve"> </w:delText>
         </w:r>
       </w:del>
-      <w:del w:id="157" w:author="PR Preview" w:date="2026-01-01T00:00:00Z">
+      <w:del w:id="163" w:author="PR Preview" w:date="2026-01-01T00:00:00Z">
         <w:r>
           <w:delText xml:space="preserve"> </w:delText>
         </w:r>
@@ -12439,7 +12516,7 @@
       <w:pPr>
         <w:pStyle w:val="BodyText"/>
       </w:pPr>
-      <w:ins w:id="158" w:author="PR Preview" w:date="2026-01-01T00:00:00Z">
+      <w:ins w:id="164" w:author="PR Preview" w:date="2026-01-01T00:00:00Z">
         <w:r>
           <w:rPr>
             <w:b/>
@@ -12448,12 +12525,12 @@
           <w:t xml:space="preserve">Example 20 (Writing a dot product)</w:t>
         </w:r>
       </w:ins>
-      <w:ins w:id="159" w:author="PR Preview" w:date="2026-01-01T00:00:00Z">
+      <w:ins w:id="165" w:author="PR Preview" w:date="2026-01-01T00:00:00Z">
         <w:r>
           <w:t xml:space="preserve"> </w:t>
         </w:r>
       </w:ins>
-      <w:ins w:id="160" w:author="PR Preview" w:date="2026-01-01T00:00:00Z">
+      <w:ins w:id="166" w:author="PR Preview" w:date="2026-01-01T00:00:00Z">
         <w:r>
           <w:t xml:space="preserve"> </w:t>
         </w:r>
@@ -12669,7 +12746,7 @@
         <w:t xml:space="preserve">.</w:t>
       </w:r>
     </w:p>
-    <w:bookmarkEnd w:id="51"/>
+    <w:bookmarkEnd w:id="54"/>
     <w:p>
       <w:pPr>
         <w:pStyle w:val="BodyText"/>
@@ -12683,7 +12760,7 @@
         <w:pStyle w:val="Compact"/>
         <w:numPr>
           <w:ilvl w:val="0"/>
-          <w:numId w:val="1011"/>
+          <w:numId w:val="1012"/>
         </w:numPr>
       </w:pPr>
       <w:r>
@@ -12718,7 +12795,7 @@
         <w:pStyle w:val="Compact"/>
         <w:numPr>
           <w:ilvl w:val="0"/>
-          <w:numId w:val="1011"/>
+          <w:numId w:val="1012"/>
         </w:numPr>
       </w:pPr>
       <w:r>
@@ -12767,7 +12844,7 @@
         <w:pStyle w:val="Compact"/>
         <w:numPr>
           <w:ilvl w:val="0"/>
-          <w:numId w:val="1011"/>
+          <w:numId w:val="1012"/>
         </w:numPr>
       </w:pPr>
       <w:r>
@@ -12828,13 +12905,13 @@
         <w:t xml:space="preserve">such as a definition of an inner product space.</w:t>
       </w:r>
     </w:p>
-    <w:bookmarkEnd w:id="52"/>
-    <w:bookmarkStart w:id="55" w:name="writing-out-notational-shorthands"/>
+    <w:bookmarkEnd w:id="55"/>
+    <w:bookmarkStart w:id="58" w:name="writing-out-notational-shorthands"/>
     <w:p>
       <w:pPr>
         <w:pStyle w:val="Heading2"/>
       </w:pPr>
-      <w:del w:id="161" w:author="PR Preview" w:date="2026-01-01T00:00:00Z">
+      <w:del w:id="167" w:author="PR Preview" w:date="2026-01-01T00:00:00Z">
         <w:r>
           <w:delText xml:space="preserve">10 Writing out notational shorthands</w:delText>
         </w:r>
@@ -12844,7 +12921,7 @@
       <w:pPr>
         <w:pStyle w:val="Heading2"/>
       </w:pPr>
-      <w:ins w:id="162" w:author="PR Preview" w:date="2026-01-01T00:00:00Z">
+      <w:ins w:id="168" w:author="PR Preview" w:date="2026-01-01T00:00:00Z">
         <w:r>
           <w:t xml:space="preserve">11 Writing out notational shorthands</w:t>
         </w:r>
@@ -13280,7 +13357,7 @@
       <w:r>
         <w:t xml:space="preserve"> </w:t>
       </w:r>
-      <w:hyperlink r:id="rId53">
+      <w:hyperlink r:id="rId56">
         <w:r>
           <w:rPr>
             <w:rStyle w:val="Hyperlink"/>
@@ -13321,12 +13398,12 @@
         <w:t xml:space="preserve">catalogs common shorthands and their full forms.</w:t>
       </w:r>
     </w:p>
-    <w:bookmarkStart w:id="54" w:name="exm-notational-shorthand"/>
+    <w:bookmarkStart w:id="57" w:name="exm-notational-shorthand"/>
     <w:p>
       <w:pPr>
         <w:pStyle w:val="BodyText"/>
       </w:pPr>
-      <w:del w:id="163" w:author="PR Preview" w:date="2026-01-01T00:00:00Z">
+      <w:del w:id="169" w:author="PR Preview" w:date="2026-01-01T00:00:00Z">
         <w:r>
           <w:rPr>
             <w:b/>
@@ -13335,17 +13412,17 @@
           <w:delText xml:space="preserve">Example 20 (Writing out the limits of a sum and the range of an index)</w:delText>
         </w:r>
       </w:del>
-      <w:del w:id="164" w:author="PR Preview" w:date="2026-01-01T00:00:00Z">
+      <w:del w:id="170" w:author="PR Preview" w:date="2026-01-01T00:00:00Z">
         <w:r>
           <w:delText xml:space="preserve"> </w:delText>
         </w:r>
       </w:del>
-      <w:del w:id="165" w:author="PR Preview" w:date="2026-01-01T00:00:00Z">
+      <w:del w:id="171" w:author="PR Preview" w:date="2026-01-01T00:00:00Z">
         <w:r>
           <w:delText xml:space="preserve">For a discrete random variable</w:delText>
         </w:r>
       </w:del>
-      <w:del w:id="166" w:author="PR Preview" w:date="2026-01-01T00:00:00Z">
+      <w:del w:id="172" w:author="PR Preview" w:date="2026-01-01T00:00:00Z">
         <w:r>
           <w:delText xml:space="preserve"> </w:delText>
         </w:r>
@@ -13355,7 +13432,7 @@
           <m:t>X</m:t>
         </m:r>
       </m:oMath>
-      <w:del w:id="167" w:author="PR Preview" w:date="2026-01-01T00:00:00Z">
+      <w:del w:id="173" w:author="PR Preview" w:date="2026-01-01T00:00:00Z">
         <w:r>
           <w:delText xml:space="preserve">:</w:delText>
         </w:r>
@@ -13365,7 +13442,7 @@
       <w:pPr>
         <w:pStyle w:val="BodyText"/>
       </w:pPr>
-      <w:ins w:id="168" w:author="PR Preview" w:date="2026-01-01T00:00:00Z">
+      <w:ins w:id="174" w:author="PR Preview" w:date="2026-01-01T00:00:00Z">
         <w:r>
           <w:rPr>
             <w:b/>
@@ -13374,17 +13451,17 @@
           <w:t xml:space="preserve">Example 21 (Writing out the limits of a sum and the range of an index)</w:t>
         </w:r>
       </w:ins>
-      <w:ins w:id="169" w:author="PR Preview" w:date="2026-01-01T00:00:00Z">
+      <w:ins w:id="175" w:author="PR Preview" w:date="2026-01-01T00:00:00Z">
         <w:r>
           <w:t xml:space="preserve"> </w:t>
         </w:r>
       </w:ins>
-      <w:ins w:id="170" w:author="PR Preview" w:date="2026-01-01T00:00:00Z">
+      <w:ins w:id="176" w:author="PR Preview" w:date="2026-01-01T00:00:00Z">
         <w:r>
           <w:t xml:space="preserve">For a discrete random variable</w:t>
         </w:r>
       </w:ins>
-      <w:ins w:id="171" w:author="PR Preview" w:date="2026-01-01T00:00:00Z">
+      <w:ins w:id="177" w:author="PR Preview" w:date="2026-01-01T00:00:00Z">
         <w:r>
           <w:t xml:space="preserve"> </w:t>
         </w:r>
@@ -13394,7 +13471,7 @@
           <m:t>X</m:t>
         </m:r>
       </m:oMath>
-      <w:ins w:id="172" w:author="PR Preview" w:date="2026-01-01T00:00:00Z">
+      <w:ins w:id="178" w:author="PR Preview" w:date="2026-01-01T00:00:00Z">
         <w:r>
           <w:t xml:space="preserve">:</w:t>
         </w:r>
@@ -13937,14 +14014,14 @@
         <w:t xml:space="preserve">observations.</w:t>
       </w:r>
     </w:p>
-    <w:bookmarkEnd w:id="54"/>
-    <w:bookmarkEnd w:id="55"/>
-    <w:bookmarkStart w:id="57" w:name="stating-assumptions-before-using-them"/>
+    <w:bookmarkEnd w:id="57"/>
+    <w:bookmarkEnd w:id="58"/>
+    <w:bookmarkStart w:id="60" w:name="stating-assumptions-before-using-them"/>
     <w:p>
       <w:pPr>
         <w:pStyle w:val="Heading2"/>
       </w:pPr>
-      <w:del w:id="173" w:author="PR Preview" w:date="2026-01-01T00:00:00Z">
+      <w:del w:id="179" w:author="PR Preview" w:date="2026-01-01T00:00:00Z">
         <w:r>
           <w:delText xml:space="preserve">11 Stating assumptions before using them</w:delText>
         </w:r>
@@ -13954,7 +14031,7 @@
       <w:pPr>
         <w:pStyle w:val="Heading2"/>
       </w:pPr>
-      <w:ins w:id="174" w:author="PR Preview" w:date="2026-01-01T00:00:00Z">
+      <w:ins w:id="180" w:author="PR Preview" w:date="2026-01-01T00:00:00Z">
         <w:r>
           <w:t xml:space="preserve">12 Stating assumptions before using them</w:t>
         </w:r>
@@ -14011,7 +14088,7 @@
         <w:pStyle w:val="Compact"/>
         <w:numPr>
           <w:ilvl w:val="0"/>
-          <w:numId w:val="1012"/>
+          <w:numId w:val="1013"/>
         </w:numPr>
       </w:pPr>
       <w:r>
@@ -14049,7 +14126,7 @@
         <w:pStyle w:val="Compact"/>
         <w:numPr>
           <w:ilvl w:val="0"/>
-          <w:numId w:val="1012"/>
+          <w:numId w:val="1013"/>
         </w:numPr>
       </w:pPr>
       <w:r>
@@ -14061,7 +14138,7 @@
         <w:pStyle w:val="Compact"/>
         <w:numPr>
           <w:ilvl w:val="0"/>
-          <w:numId w:val="1012"/>
+          <w:numId w:val="1013"/>
         </w:numPr>
       </w:pPr>
       <w:r>
@@ -14073,7 +14150,7 @@
         <w:pStyle w:val="Compact"/>
         <w:numPr>
           <w:ilvl w:val="0"/>
-          <w:numId w:val="1012"/>
+          <w:numId w:val="1013"/>
         </w:numPr>
       </w:pPr>
       <w:r>
@@ -14141,12 +14218,12 @@
         <w:t xml:space="preserve">cite it in the justification on that line.</w:t>
       </w:r>
     </w:p>
-    <w:bookmarkStart w:id="56" w:name="exm-assumptions-first"/>
+    <w:bookmarkStart w:id="59" w:name="exm-assumptions-first"/>
     <w:p>
       <w:pPr>
         <w:pStyle w:val="BodyText"/>
       </w:pPr>
-      <w:del w:id="175" w:author="PR Preview" w:date="2026-01-01T00:00:00Z">
+      <w:del w:id="181" w:author="PR Preview" w:date="2026-01-01T00:00:00Z">
         <w:r>
           <w:rPr>
             <w:b/>
@@ -14155,7 +14232,7 @@
           <w:delText xml:space="preserve">Example 21 (Stating the restriction on</w:delText>
         </w:r>
       </w:del>
-      <w:del w:id="176" w:author="PR Preview" w:date="2026-01-01T00:00:00Z">
+      <w:del w:id="182" w:author="PR Preview" w:date="2026-01-01T00:00:00Z">
         <w:r>
           <w:rPr>
             <w:b/>
@@ -14169,7 +14246,7 @@
           <m:t>x</m:t>
         </m:r>
       </m:oMath>
-      <w:del w:id="177" w:author="PR Preview" w:date="2026-01-01T00:00:00Z">
+      <w:del w:id="183" w:author="PR Preview" w:date="2026-01-01T00:00:00Z">
         <w:r>
           <w:rPr>
             <w:b/>
@@ -14178,7 +14255,7 @@
           <w:delText xml:space="preserve"> </w:delText>
         </w:r>
       </w:del>
-      <w:del w:id="178" w:author="PR Preview" w:date="2026-01-01T00:00:00Z">
+      <w:del w:id="184" w:author="PR Preview" w:date="2026-01-01T00:00:00Z">
         <w:r>
           <w:rPr>
             <w:b/>
@@ -14187,17 +14264,17 @@
           <w:delText xml:space="preserve">before using it)</w:delText>
         </w:r>
       </w:del>
-      <w:del w:id="179" w:author="PR Preview" w:date="2026-01-01T00:00:00Z">
+      <w:del w:id="185" w:author="PR Preview" w:date="2026-01-01T00:00:00Z">
         <w:r>
           <w:delText xml:space="preserve"> </w:delText>
         </w:r>
       </w:del>
-      <w:del w:id="180" w:author="PR Preview" w:date="2026-01-01T00:00:00Z">
+      <w:del w:id="186" w:author="PR Preview" w:date="2026-01-01T00:00:00Z">
         <w:r>
           <w:delText xml:space="preserve">To show that</w:delText>
         </w:r>
       </w:del>
-      <w:del w:id="181" w:author="PR Preview" w:date="2026-01-01T00:00:00Z">
+      <w:del w:id="187" w:author="PR Preview" w:date="2026-01-01T00:00:00Z">
         <w:r>
           <w:delText xml:space="preserve"> </w:delText>
         </w:r>
@@ -14216,17 +14293,17 @@
           <m:t>2</m:t>
         </m:r>
       </m:oMath>
-      <w:del w:id="182" w:author="PR Preview" w:date="2026-01-01T00:00:00Z">
+      <w:del w:id="188" w:author="PR Preview" w:date="2026-01-01T00:00:00Z">
         <w:r>
           <w:delText xml:space="preserve"> </w:delText>
         </w:r>
       </w:del>
-      <w:del w:id="183" w:author="PR Preview" w:date="2026-01-01T00:00:00Z">
+      <w:del w:id="189" w:author="PR Preview" w:date="2026-01-01T00:00:00Z">
         <w:r>
           <w:delText xml:space="preserve">is a strict local minimizer of</w:delText>
         </w:r>
       </w:del>
-      <w:del w:id="184" w:author="PR Preview" w:date="2026-01-01T00:00:00Z">
+      <w:del w:id="190" w:author="PR Preview" w:date="2026-01-01T00:00:00Z">
         <w:r>
           <w:delText xml:space="preserve"> </w:delText>
         </w:r>
@@ -14290,90 +14367,11 @@
           </m:sup>
         </m:sSup>
       </m:oMath>
-      <w:del w:id="185" w:author="PR Preview" w:date="2026-01-01T00:00:00Z">
+      <w:del w:id="191" w:author="PR Preview" w:date="2026-01-01T00:00:00Z">
         <w:r>
           <w:delText xml:space="preserve">,</w:delText>
         </w:r>
       </w:del>
-      <w:del w:id="186" w:author="PR Preview" w:date="2026-01-01T00:00:00Z">
-        <w:r>
-          <w:delText xml:space="preserve"> </w:delText>
-        </w:r>
-      </w:del>
-      <w:del w:id="187" w:author="PR Preview" w:date="2026-01-01T00:00:00Z">
-        <w:r>
-          <w:delText xml:space="preserve">we show that</w:delText>
-        </w:r>
-      </w:del>
-      <w:del w:id="188" w:author="PR Preview" w:date="2026-01-01T00:00:00Z">
-        <w:r>
-          <w:delText xml:space="preserve"> </w:delText>
-        </w:r>
-      </w:del>
-      <m:oMath>
-        <m:r>
-          <m:t>f</m:t>
-        </m:r>
-        <m:r>
-          <m:rPr>
-            <m:sty m:val="p"/>
-          </m:rPr>
-          <m:t>(</m:t>
-        </m:r>
-        <m:r>
-          <m:t>x</m:t>
-        </m:r>
-        <m:r>
-          <m:rPr>
-            <m:sty m:val="p"/>
-          </m:rPr>
-          <m:t>)</m:t>
-        </m:r>
-        <m:r>
-          <m:rPr>
-            <m:sty m:val="p"/>
-          </m:rPr>
-          <m:t>&gt;</m:t>
-        </m:r>
-        <m:r>
-          <m:t>f</m:t>
-        </m:r>
-        <m:r>
-          <m:rPr>
-            <m:sty m:val="p"/>
-          </m:rPr>
-          <m:t>(</m:t>
-        </m:r>
-        <m:r>
-          <m:t>2</m:t>
-        </m:r>
-        <m:r>
-          <m:rPr>
-            <m:sty m:val="p"/>
-          </m:rPr>
-          <m:t>)</m:t>
-        </m:r>
-      </m:oMath>
-      <w:del w:id="189" w:author="PR Preview" w:date="2026-01-01T00:00:00Z">
-        <w:r>
-          <w:delText xml:space="preserve"> </w:delText>
-        </w:r>
-      </w:del>
-      <w:del w:id="190" w:author="PR Preview" w:date="2026-01-01T00:00:00Z">
-        <w:r>
-          <w:delText xml:space="preserve">for every</w:delText>
-        </w:r>
-      </w:del>
-      <w:del w:id="191" w:author="PR Preview" w:date="2026-01-01T00:00:00Z">
-        <w:r>
-          <w:delText xml:space="preserve"> </w:delText>
-        </w:r>
-      </w:del>
-      <m:oMath>
-        <m:r>
-          <m:t>x</m:t>
-        </m:r>
-      </m:oMath>
       <w:del w:id="192" w:author="PR Preview" w:date="2026-01-01T00:00:00Z">
         <w:r>
           <w:delText xml:space="preserve"> </w:delText>
@@ -14381,6 +14379,85 @@
       </w:del>
       <w:del w:id="193" w:author="PR Preview" w:date="2026-01-01T00:00:00Z">
         <w:r>
+          <w:delText xml:space="preserve">we show that</w:delText>
+        </w:r>
+      </w:del>
+      <w:del w:id="194" w:author="PR Preview" w:date="2026-01-01T00:00:00Z">
+        <w:r>
+          <w:delText xml:space="preserve"> </w:delText>
+        </w:r>
+      </w:del>
+      <m:oMath>
+        <m:r>
+          <m:t>f</m:t>
+        </m:r>
+        <m:r>
+          <m:rPr>
+            <m:sty m:val="p"/>
+          </m:rPr>
+          <m:t>(</m:t>
+        </m:r>
+        <m:r>
+          <m:t>x</m:t>
+        </m:r>
+        <m:r>
+          <m:rPr>
+            <m:sty m:val="p"/>
+          </m:rPr>
+          <m:t>)</m:t>
+        </m:r>
+        <m:r>
+          <m:rPr>
+            <m:sty m:val="p"/>
+          </m:rPr>
+          <m:t>&gt;</m:t>
+        </m:r>
+        <m:r>
+          <m:t>f</m:t>
+        </m:r>
+        <m:r>
+          <m:rPr>
+            <m:sty m:val="p"/>
+          </m:rPr>
+          <m:t>(</m:t>
+        </m:r>
+        <m:r>
+          <m:t>2</m:t>
+        </m:r>
+        <m:r>
+          <m:rPr>
+            <m:sty m:val="p"/>
+          </m:rPr>
+          <m:t>)</m:t>
+        </m:r>
+      </m:oMath>
+      <w:del w:id="195" w:author="PR Preview" w:date="2026-01-01T00:00:00Z">
+        <w:r>
+          <w:delText xml:space="preserve"> </w:delText>
+        </w:r>
+      </w:del>
+      <w:del w:id="196" w:author="PR Preview" w:date="2026-01-01T00:00:00Z">
+        <w:r>
+          <w:delText xml:space="preserve">for every</w:delText>
+        </w:r>
+      </w:del>
+      <w:del w:id="197" w:author="PR Preview" w:date="2026-01-01T00:00:00Z">
+        <w:r>
+          <w:delText xml:space="preserve"> </w:delText>
+        </w:r>
+      </w:del>
+      <m:oMath>
+        <m:r>
+          <m:t>x</m:t>
+        </m:r>
+      </m:oMath>
+      <w:del w:id="198" w:author="PR Preview" w:date="2026-01-01T00:00:00Z">
+        <w:r>
+          <w:delText xml:space="preserve"> </w:delText>
+        </w:r>
+      </w:del>
+      <w:del w:id="199" w:author="PR Preview" w:date="2026-01-01T00:00:00Z">
+        <w:r>
           <w:delText xml:space="preserve">near 2 other than 2 itself.</w:delText>
         </w:r>
       </w:del>
@@ -14389,7 +14466,7 @@
       <w:pPr>
         <w:pStyle w:val="BodyText"/>
       </w:pPr>
-      <w:ins w:id="194" w:author="PR Preview" w:date="2026-01-01T00:00:00Z">
+      <w:ins w:id="200" w:author="PR Preview" w:date="2026-01-01T00:00:00Z">
         <w:r>
           <w:rPr>
             <w:b/>
@@ -14398,7 +14475,7 @@
           <w:t xml:space="preserve">Example 22 (Stating the restriction on</w:t>
         </w:r>
       </w:ins>
-      <w:ins w:id="195" w:author="PR Preview" w:date="2026-01-01T00:00:00Z">
+      <w:ins w:id="201" w:author="PR Preview" w:date="2026-01-01T00:00:00Z">
         <w:r>
           <w:rPr>
             <w:b/>
@@ -14412,7 +14489,7 @@
           <m:t>x</m:t>
         </m:r>
       </m:oMath>
-      <w:ins w:id="196" w:author="PR Preview" w:date="2026-01-01T00:00:00Z">
+      <w:ins w:id="202" w:author="PR Preview" w:date="2026-01-01T00:00:00Z">
         <w:r>
           <w:rPr>
             <w:b/>
@@ -14421,7 +14498,7 @@
           <w:t xml:space="preserve"> </w:t>
         </w:r>
       </w:ins>
-      <w:ins w:id="197" w:author="PR Preview" w:date="2026-01-01T00:00:00Z">
+      <w:ins w:id="203" w:author="PR Preview" w:date="2026-01-01T00:00:00Z">
         <w:r>
           <w:rPr>
             <w:b/>
@@ -14430,17 +14507,17 @@
           <w:t xml:space="preserve">before using it)</w:t>
         </w:r>
       </w:ins>
-      <w:ins w:id="198" w:author="PR Preview" w:date="2026-01-01T00:00:00Z">
+      <w:ins w:id="204" w:author="PR Preview" w:date="2026-01-01T00:00:00Z">
         <w:r>
           <w:t xml:space="preserve"> </w:t>
         </w:r>
       </w:ins>
-      <w:ins w:id="199" w:author="PR Preview" w:date="2026-01-01T00:00:00Z">
+      <w:ins w:id="205" w:author="PR Preview" w:date="2026-01-01T00:00:00Z">
         <w:r>
           <w:t xml:space="preserve">To show that</w:t>
         </w:r>
       </w:ins>
-      <w:ins w:id="200" w:author="PR Preview" w:date="2026-01-01T00:00:00Z">
+      <w:ins w:id="206" w:author="PR Preview" w:date="2026-01-01T00:00:00Z">
         <w:r>
           <w:t xml:space="preserve"> </w:t>
         </w:r>
@@ -14459,17 +14536,17 @@
           <m:t>2</m:t>
         </m:r>
       </m:oMath>
-      <w:ins w:id="201" w:author="PR Preview" w:date="2026-01-01T00:00:00Z">
+      <w:ins w:id="207" w:author="PR Preview" w:date="2026-01-01T00:00:00Z">
         <w:r>
           <w:t xml:space="preserve"> </w:t>
         </w:r>
       </w:ins>
-      <w:ins w:id="202" w:author="PR Preview" w:date="2026-01-01T00:00:00Z">
+      <w:ins w:id="208" w:author="PR Preview" w:date="2026-01-01T00:00:00Z">
         <w:r>
           <w:t xml:space="preserve">is a strict local minimizer of</w:t>
         </w:r>
       </w:ins>
-      <w:ins w:id="203" w:author="PR Preview" w:date="2026-01-01T00:00:00Z">
+      <w:ins w:id="209" w:author="PR Preview" w:date="2026-01-01T00:00:00Z">
         <w:r>
           <w:t xml:space="preserve"> </w:t>
         </w:r>
@@ -14533,96 +14610,96 @@
           </m:sup>
         </m:sSup>
       </m:oMath>
-      <w:ins w:id="204" w:author="PR Preview" w:date="2026-01-01T00:00:00Z">
+      <w:ins w:id="210" w:author="PR Preview" w:date="2026-01-01T00:00:00Z">
         <w:r>
           <w:t xml:space="preserve">,</w:t>
         </w:r>
       </w:ins>
-      <w:ins w:id="205" w:author="PR Preview" w:date="2026-01-01T00:00:00Z">
-        <w:r>
-          <w:t xml:space="preserve"> </w:t>
-        </w:r>
-      </w:ins>
-      <w:ins w:id="206" w:author="PR Preview" w:date="2026-01-01T00:00:00Z">
-        <w:r>
-          <w:t xml:space="preserve">we show that</w:t>
-        </w:r>
-      </w:ins>
-      <w:ins w:id="207" w:author="PR Preview" w:date="2026-01-01T00:00:00Z">
-        <w:r>
-          <w:t xml:space="preserve"> </w:t>
-        </w:r>
-      </w:ins>
-      <m:oMath>
-        <m:r>
-          <m:t>f</m:t>
-        </m:r>
-        <m:r>
-          <m:rPr>
-            <m:sty m:val="p"/>
-          </m:rPr>
-          <m:t>(</m:t>
-        </m:r>
-        <m:r>
-          <m:t>x</m:t>
-        </m:r>
-        <m:r>
-          <m:rPr>
-            <m:sty m:val="p"/>
-          </m:rPr>
-          <m:t>)</m:t>
-        </m:r>
-        <m:r>
-          <m:rPr>
-            <m:sty m:val="p"/>
-          </m:rPr>
-          <m:t>&gt;</m:t>
-        </m:r>
-        <m:r>
-          <m:t>f</m:t>
-        </m:r>
-        <m:r>
-          <m:rPr>
-            <m:sty m:val="p"/>
-          </m:rPr>
-          <m:t>(</m:t>
-        </m:r>
-        <m:r>
-          <m:t>2</m:t>
-        </m:r>
-        <m:r>
-          <m:rPr>
-            <m:sty m:val="p"/>
-          </m:rPr>
-          <m:t>)</m:t>
-        </m:r>
-      </m:oMath>
-      <w:ins w:id="208" w:author="PR Preview" w:date="2026-01-01T00:00:00Z">
-        <w:r>
-          <w:t xml:space="preserve"> </w:t>
-        </w:r>
-      </w:ins>
-      <w:ins w:id="209" w:author="PR Preview" w:date="2026-01-01T00:00:00Z">
-        <w:r>
-          <w:t xml:space="preserve">for every</w:t>
-        </w:r>
-      </w:ins>
-      <w:ins w:id="210" w:author="PR Preview" w:date="2026-01-01T00:00:00Z">
-        <w:r>
-          <w:t xml:space="preserve"> </w:t>
-        </w:r>
-      </w:ins>
-      <m:oMath>
-        <m:r>
-          <m:t>x</m:t>
-        </m:r>
-      </m:oMath>
       <w:ins w:id="211" w:author="PR Preview" w:date="2026-01-01T00:00:00Z">
         <w:r>
           <w:t xml:space="preserve"> </w:t>
         </w:r>
       </w:ins>
       <w:ins w:id="212" w:author="PR Preview" w:date="2026-01-01T00:00:00Z">
+        <w:r>
+          <w:t xml:space="preserve">we show that</w:t>
+        </w:r>
+      </w:ins>
+      <w:ins w:id="213" w:author="PR Preview" w:date="2026-01-01T00:00:00Z">
+        <w:r>
+          <w:t xml:space="preserve"> </w:t>
+        </w:r>
+      </w:ins>
+      <m:oMath>
+        <m:r>
+          <m:t>f</m:t>
+        </m:r>
+        <m:r>
+          <m:rPr>
+            <m:sty m:val="p"/>
+          </m:rPr>
+          <m:t>(</m:t>
+        </m:r>
+        <m:r>
+          <m:t>x</m:t>
+        </m:r>
+        <m:r>
+          <m:rPr>
+            <m:sty m:val="p"/>
+          </m:rPr>
+          <m:t>)</m:t>
+        </m:r>
+        <m:r>
+          <m:rPr>
+            <m:sty m:val="p"/>
+          </m:rPr>
+          <m:t>&gt;</m:t>
+        </m:r>
+        <m:r>
+          <m:t>f</m:t>
+        </m:r>
+        <m:r>
+          <m:rPr>
+            <m:sty m:val="p"/>
+          </m:rPr>
+          <m:t>(</m:t>
+        </m:r>
+        <m:r>
+          <m:t>2</m:t>
+        </m:r>
+        <m:r>
+          <m:rPr>
+            <m:sty m:val="p"/>
+          </m:rPr>
+          <m:t>)</m:t>
+        </m:r>
+      </m:oMath>
+      <w:ins w:id="214" w:author="PR Preview" w:date="2026-01-01T00:00:00Z">
+        <w:r>
+          <w:t xml:space="preserve"> </w:t>
+        </w:r>
+      </w:ins>
+      <w:ins w:id="215" w:author="PR Preview" w:date="2026-01-01T00:00:00Z">
+        <w:r>
+          <w:t xml:space="preserve">for every</w:t>
+        </w:r>
+      </w:ins>
+      <w:ins w:id="216" w:author="PR Preview" w:date="2026-01-01T00:00:00Z">
+        <w:r>
+          <w:t xml:space="preserve"> </w:t>
+        </w:r>
+      </w:ins>
+      <m:oMath>
+        <m:r>
+          <m:t>x</m:t>
+        </m:r>
+      </m:oMath>
+      <w:ins w:id="217" w:author="PR Preview" w:date="2026-01-01T00:00:00Z">
+        <w:r>
+          <w:t xml:space="preserve"> </w:t>
+        </w:r>
+      </w:ins>
+      <w:ins w:id="218" w:author="PR Preview" w:date="2026-01-01T00:00:00Z">
         <w:r>
           <w:t xml:space="preserve">near 2 other than 2 itself.</w:t>
         </w:r>
@@ -15104,8 +15181,8 @@
         <w:t xml:space="preserve">and the justification says exactly where the condition is used.</w:t>
       </w:r>
     </w:p>
-    <w:bookmarkEnd w:id="56"/>
-    <w:bookmarkEnd w:id="57"/>
+    <w:bookmarkEnd w:id="59"/>
+    <w:bookmarkEnd w:id="60"/>
     <w:sectPr>
       <w:footnotePr>
         <w:numRestart w:val="eachSect"/>
@@ -15468,6 +15545,9 @@
     <w:abstractNumId w:val="991"/>
   </w:num>
   <w:num w:numId="1012">
+    <w:abstractNumId w:val="991"/>
+  </w:num>
+  <w:num w:numId="1013">
     <w:abstractNumId w:val="991"/>
   </w:num>
 </w:numbering>
